--- a/Системы_ИИ_БыстровМД.docx
+++ b/Системы_ИИ_БыстровМД.docx
@@ -5,350 +5,158 @@
   <w:body>
     <w:p>
       <w:pPr>
-        <w:pStyle w:val="afc"/>
-        <w:spacing w:line="360" w:lineRule="auto"/>
+        <w:widowControl w:val="0"/>
+        <w:suppressAutoHyphens w:val="0"/>
+        <w:autoSpaceDE w:val="0"/>
+        <w:autoSpaceDN w:val="0"/>
+        <w:adjustRightInd w:val="0"/>
         <w:jc w:val="center"/>
         <w:rPr>
-          <w:sz w:val="24"/>
-          <w:szCs w:val="24"/>
-        </w:rPr>
-      </w:pPr>
-      <w:r>
-        <w:rPr>
-          <w:sz w:val="24"/>
-          <w:szCs w:val="24"/>
-        </w:rPr>
-        <w:t>МИНИСТЕРСТВО НАУКИ И ВЫСШЕГО ОБРАЗОВАНИЯ РОССИЙСКОЙ ФЕДЕРАЦИИ</w:t>
-      </w:r>
-    </w:p>
-    <w:p>
-      <w:pPr>
-        <w:pStyle w:val="afc"/>
-        <w:spacing w:line="360" w:lineRule="auto"/>
+          <w:rFonts w:ascii="Times New Roman" w:hAnsi="Times New Roman"/>
+          <w:color w:val="auto"/>
+        </w:rPr>
+      </w:pPr>
+      <w:r>
+        <w:rPr>
+          <w:rFonts w:ascii="Times New Roman" w:hAnsi="Times New Roman"/>
+          <w:color w:val="auto"/>
+        </w:rPr>
+        <w:t>ГУАП</w:t>
+      </w:r>
+    </w:p>
+    <w:p>
+      <w:pPr>
+        <w:widowControl w:val="0"/>
+        <w:suppressAutoHyphens w:val="0"/>
+        <w:autoSpaceDE w:val="0"/>
+        <w:autoSpaceDN w:val="0"/>
+        <w:adjustRightInd w:val="0"/>
+        <w:spacing w:before="480"/>
         <w:jc w:val="center"/>
         <w:rPr>
-          <w:sz w:val="20"/>
-          <w:szCs w:val="20"/>
-        </w:rPr>
-      </w:pPr>
-      <w:r>
-        <w:rPr>
-          <w:sz w:val="20"/>
-          <w:szCs w:val="20"/>
-        </w:rPr>
-        <w:t>Федеральное государственное автономное образовательное учреждение высшего образования</w:t>
-      </w:r>
-    </w:p>
-    <w:p>
-      <w:pPr>
-        <w:pStyle w:val="afc"/>
-        <w:jc w:val="center"/>
-        <w:rPr>
-          <w:sz w:val="24"/>
-          <w:szCs w:val="24"/>
-        </w:rPr>
-      </w:pPr>
-      <w:r>
-        <w:rPr>
-          <w:sz w:val="24"/>
-          <w:szCs w:val="24"/>
-        </w:rPr>
-        <w:t>«САНКТ-ПЕТЕРБУРГСКИЙ ГОСУДАРСТВЕННЫЙ УНИВЕРСИТЕТ</w:t>
-      </w:r>
-    </w:p>
-    <w:p>
-      <w:pPr>
-        <w:pStyle w:val="afc"/>
-        <w:jc w:val="center"/>
-        <w:rPr>
-          <w:sz w:val="24"/>
-          <w:szCs w:val="24"/>
-        </w:rPr>
-      </w:pPr>
-      <w:r>
-        <w:rPr>
-          <w:sz w:val="24"/>
-          <w:szCs w:val="24"/>
-        </w:rPr>
-        <w:t>АЭРОКОСМИЧЕСКОГО ПРИБОРОСТРОЕНИЯ»</w:t>
-      </w:r>
-    </w:p>
-    <w:p>
-      <w:pPr>
-        <w:pStyle w:val="afc"/>
-        <w:jc w:val="center"/>
-        <w:rPr>
-          <w:sz w:val="24"/>
-          <w:szCs w:val="24"/>
-        </w:rPr>
-      </w:pPr>
-    </w:p>
-    <w:p>
-      <w:pPr>
-        <w:pStyle w:val="afc"/>
-        <w:jc w:val="center"/>
-        <w:rPr>
-          <w:sz w:val="24"/>
-          <w:szCs w:val="24"/>
-        </w:rPr>
-      </w:pPr>
-      <w:r>
-        <w:rPr>
-          <w:sz w:val="24"/>
-          <w:szCs w:val="24"/>
-        </w:rPr>
-        <w:t>КАФЕДРА КОМПЬЮТЕРНЫХ ТЕХНОЛОГИЙ</w:t>
-      </w:r>
-    </w:p>
-    <w:p>
-      <w:pPr>
-        <w:pStyle w:val="afc"/>
-        <w:jc w:val="center"/>
-        <w:rPr>
-          <w:sz w:val="24"/>
-          <w:szCs w:val="24"/>
-        </w:rPr>
-      </w:pPr>
-      <w:r>
-        <w:rPr>
-          <w:sz w:val="24"/>
-          <w:szCs w:val="24"/>
-        </w:rPr>
-        <w:t>И ПРОГРАММНОЙ ИНЖЕНЕРИИ (КАФЕДРА №43)</w:t>
-      </w:r>
-    </w:p>
-    <w:p>
-      <w:pPr>
-        <w:pStyle w:val="afc"/>
-        <w:rPr>
-          <w:sz w:val="24"/>
-          <w:szCs w:val="24"/>
-        </w:rPr>
-      </w:pPr>
-    </w:p>
-    <w:p>
-      <w:pPr>
-        <w:pStyle w:val="afc"/>
-        <w:rPr>
-          <w:sz w:val="24"/>
-          <w:szCs w:val="24"/>
-        </w:rPr>
-      </w:pPr>
-    </w:p>
-    <w:p>
-      <w:pPr>
-        <w:pStyle w:val="afc"/>
-        <w:rPr>
-          <w:sz w:val="24"/>
-          <w:szCs w:val="24"/>
-        </w:rPr>
-      </w:pPr>
+          <w:rFonts w:ascii="Times New Roman" w:hAnsi="Times New Roman"/>
+          <w:color w:val="auto"/>
+        </w:rPr>
+      </w:pPr>
+      <w:r>
+        <w:rPr>
+          <w:rFonts w:ascii="Times New Roman" w:hAnsi="Times New Roman"/>
+          <w:color w:val="auto"/>
+        </w:rPr>
+        <w:t xml:space="preserve">КАФЕДРА № </w:t>
+      </w:r>
+      <w:r>
+        <w:rPr>
+          <w:rFonts w:ascii="Times New Roman" w:hAnsi="Times New Roman"/>
+          <w:color w:val="auto"/>
+        </w:rPr>
+        <w:t>43</w:t>
+      </w:r>
+      <w:bookmarkStart w:id="0" w:name="_GoBack"/>
+      <w:bookmarkEnd w:id="0"/>
+    </w:p>
+    <w:p>
+      <w:pPr>
+        <w:widowControl w:val="0"/>
+        <w:suppressAutoHyphens w:val="0"/>
+        <w:autoSpaceDE w:val="0"/>
+        <w:autoSpaceDN w:val="0"/>
+        <w:adjustRightInd w:val="0"/>
+        <w:spacing w:before="1200"/>
+        <w:rPr>
+          <w:rFonts w:ascii="Times New Roman" w:hAnsi="Times New Roman"/>
+          <w:color w:val="auto"/>
+        </w:rPr>
+      </w:pPr>
+      <w:r>
+        <w:rPr>
+          <w:rFonts w:ascii="Times New Roman" w:hAnsi="Times New Roman"/>
+          <w:color w:val="auto"/>
+        </w:rPr>
+        <w:t xml:space="preserve">ОТЧЕТ </w:t>
+      </w:r>
+      <w:r>
+        <w:rPr>
+          <w:rFonts w:ascii="Times New Roman" w:hAnsi="Times New Roman"/>
+          <w:color w:val="auto"/>
+        </w:rPr>
+        <w:br/>
+        <w:t>ЗАЩИЩЕН С ОЦЕНКОЙ</w:t>
+      </w:r>
+    </w:p>
+    <w:p>
+      <w:pPr>
+        <w:widowControl w:val="0"/>
+        <w:suppressAutoHyphens w:val="0"/>
+        <w:autoSpaceDE w:val="0"/>
+        <w:autoSpaceDN w:val="0"/>
+        <w:adjustRightInd w:val="0"/>
+        <w:spacing w:before="120" w:line="360" w:lineRule="auto"/>
+        <w:rPr>
+          <w:rFonts w:ascii="Times New Roman" w:hAnsi="Times New Roman"/>
+          <w:color w:val="auto"/>
+        </w:rPr>
+      </w:pPr>
+      <w:r>
+        <w:rPr>
+          <w:rFonts w:ascii="Times New Roman" w:hAnsi="Times New Roman"/>
+          <w:color w:val="auto"/>
+        </w:rPr>
+        <w:t>ПРЕПОДАВАТЕЛЬ</w:t>
+      </w:r>
     </w:p>
     <w:tbl>
       <w:tblPr>
-        <w:tblStyle w:val="afa"/>
-        <w:tblW w:w="0" w:type="auto"/>
+        <w:tblW w:w="9639" w:type="dxa"/>
+        <w:tblInd w:w="108" w:type="dxa"/>
         <w:tblBorders>
-          <w:top w:val="none" w:sz="0" w:space="0" w:color="auto"/>
-          <w:left w:val="none" w:sz="0" w:space="0" w:color="auto"/>
-          <w:bottom w:val="none" w:sz="0" w:space="0" w:color="auto"/>
-          <w:right w:val="none" w:sz="0" w:space="0" w:color="auto"/>
-          <w:insideH w:val="none" w:sz="0" w:space="0" w:color="auto"/>
-          <w:insideV w:val="none" w:sz="0" w:space="0" w:color="auto"/>
+          <w:top w:val="single" w:sz="4" w:space="0" w:color="auto"/>
+          <w:left w:val="single" w:sz="4" w:space="0" w:color="auto"/>
+          <w:bottom w:val="single" w:sz="4" w:space="0" w:color="auto"/>
+          <w:right w:val="single" w:sz="4" w:space="0" w:color="auto"/>
+          <w:insideH w:val="single" w:sz="4" w:space="0" w:color="auto"/>
+          <w:insideV w:val="single" w:sz="4" w:space="0" w:color="auto"/>
         </w:tblBorders>
-        <w:tblLook w:val="04A0" w:firstRow="1" w:lastRow="0" w:firstColumn="1" w:lastColumn="0" w:noHBand="0" w:noVBand="1"/>
+        <w:tblLook w:val="0000" w:firstRow="0" w:lastRow="0" w:firstColumn="0" w:lastColumn="0" w:noHBand="0" w:noVBand="0"/>
       </w:tblPr>
       <w:tblGrid>
-        <w:gridCol w:w="3652"/>
-        <w:gridCol w:w="1559"/>
-        <w:gridCol w:w="4134"/>
+        <w:gridCol w:w="3247"/>
+        <w:gridCol w:w="283"/>
+        <w:gridCol w:w="2820"/>
+        <w:gridCol w:w="277"/>
+        <w:gridCol w:w="3012"/>
       </w:tblGrid>
       <w:tr>
         <w:tc>
           <w:tcPr>
-            <w:tcW w:w="3652" w:type="dxa"/>
+            <w:tcW w:w="3260" w:type="dxa"/>
+            <w:tcBorders>
+              <w:top w:val="nil"/>
+              <w:left w:val="nil"/>
+              <w:right w:val="nil"/>
+            </w:tcBorders>
+            <w:vAlign w:val="center"/>
           </w:tcPr>
           <w:p>
             <w:pPr>
-              <w:pStyle w:val="afc"/>
-              <w:ind w:right="-107"/>
-              <w:rPr>
-                <w:sz w:val="24"/>
-                <w:szCs w:val="24"/>
+              <w:widowControl w:val="0"/>
+              <w:suppressAutoHyphens w:val="0"/>
+              <w:autoSpaceDE w:val="0"/>
+              <w:autoSpaceDN w:val="0"/>
+              <w:adjustRightInd w:val="0"/>
+              <w:jc w:val="center"/>
+              <w:rPr>
+                <w:rFonts w:ascii="Times New Roman" w:hAnsi="Times New Roman"/>
+                <w:color w:val="auto"/>
               </w:rPr>
             </w:pPr>
             <w:r>
               <w:rPr>
-                <w:sz w:val="24"/>
-                <w:szCs w:val="24"/>
-              </w:rPr>
-              <w:t>ОТЧЕТ ЗАЩИЩЕН С ОЦЕНКОЙ</w:t>
-            </w:r>
-            <w:r>
-              <w:rPr>
-                <w:sz w:val="24"/>
-                <w:szCs w:val="24"/>
-              </w:rPr>
-              <w:t>:</w:t>
-            </w:r>
-          </w:p>
-        </w:tc>
-        <w:tc>
-          <w:tcPr>
-            <w:tcW w:w="1559" w:type="dxa"/>
-            <w:tcBorders>
-              <w:bottom w:val="single" w:sz="4" w:space="0" w:color="auto"/>
-            </w:tcBorders>
-          </w:tcPr>
-          <w:p>
-            <w:pPr>
-              <w:pStyle w:val="afc"/>
-              <w:spacing w:line="276" w:lineRule="auto"/>
-              <w:jc w:val="center"/>
-              <w:rPr>
-                <w:i/>
-                <w:sz w:val="24"/>
-                <w:szCs w:val="24"/>
-              </w:rPr>
-            </w:pPr>
-          </w:p>
-        </w:tc>
-        <w:tc>
-          <w:tcPr>
-            <w:tcW w:w="4134" w:type="dxa"/>
-          </w:tcPr>
-          <w:p>
-            <w:pPr>
-              <w:pStyle w:val="afc"/>
-              <w:rPr>
-                <w:sz w:val="24"/>
-                <w:szCs w:val="24"/>
-              </w:rPr>
-            </w:pPr>
-          </w:p>
-        </w:tc>
-      </w:tr>
-    </w:tbl>
-    <w:p>
-      <w:pPr>
-        <w:pStyle w:val="afc"/>
-        <w:rPr>
-          <w:sz w:val="24"/>
-          <w:szCs w:val="24"/>
-        </w:rPr>
-      </w:pPr>
-    </w:p>
-    <w:p>
-      <w:pPr>
-        <w:pStyle w:val="afc"/>
-        <w:rPr>
-          <w:sz w:val="24"/>
-          <w:szCs w:val="24"/>
-        </w:rPr>
-      </w:pPr>
-    </w:p>
-    <w:p>
-      <w:pPr>
-        <w:pStyle w:val="afc"/>
-        <w:spacing w:line="360" w:lineRule="auto"/>
-        <w:rPr>
-          <w:sz w:val="24"/>
-          <w:szCs w:val="24"/>
-        </w:rPr>
-      </w:pPr>
-      <w:r>
-        <w:rPr>
-          <w:sz w:val="24"/>
-          <w:szCs w:val="24"/>
-        </w:rPr>
-        <w:t>ПРЕПОДАВАТЕЛЬ:</w:t>
-      </w:r>
-    </w:p>
-    <w:tbl>
-      <w:tblPr>
-        <w:tblStyle w:val="afa"/>
-        <w:tblW w:w="0" w:type="auto"/>
-        <w:tblInd w:w="108" w:type="dxa"/>
-        <w:tblBorders>
-          <w:top w:val="none" w:sz="0" w:space="0" w:color="auto"/>
-          <w:left w:val="none" w:sz="0" w:space="0" w:color="auto"/>
-          <w:bottom w:val="none" w:sz="0" w:space="0" w:color="auto"/>
-          <w:right w:val="none" w:sz="0" w:space="0" w:color="auto"/>
-          <w:insideV w:val="none" w:sz="0" w:space="0" w:color="auto"/>
-        </w:tblBorders>
-        <w:tblLook w:val="04A0" w:firstRow="1" w:lastRow="0" w:firstColumn="1" w:lastColumn="0" w:noHBand="0" w:noVBand="1"/>
-      </w:tblPr>
-      <w:tblGrid>
-        <w:gridCol w:w="3261"/>
-        <w:gridCol w:w="283"/>
-        <w:gridCol w:w="2835"/>
-        <w:gridCol w:w="284"/>
-        <w:gridCol w:w="2574"/>
-      </w:tblGrid>
-      <w:tr>
-        <w:tc>
-          <w:tcPr>
-            <w:tcW w:w="3261" w:type="dxa"/>
-          </w:tcPr>
-          <w:p>
-            <w:pPr>
-              <w:pStyle w:val="afc"/>
-              <w:spacing w:line="276" w:lineRule="auto"/>
-              <w:jc w:val="center"/>
-              <w:rPr>
-                <w:sz w:val="24"/>
-                <w:szCs w:val="24"/>
-              </w:rPr>
-            </w:pPr>
-            <w:r>
-              <w:rPr>
-                <w:sz w:val="24"/>
-                <w:szCs w:val="24"/>
-              </w:rPr>
-              <w:t>с</w:t>
-            </w:r>
-            <w:r>
-              <w:rPr>
-                <w:sz w:val="24"/>
-                <w:szCs w:val="24"/>
-              </w:rPr>
-              <w:t>тарший преподаватель</w:t>
-            </w:r>
-          </w:p>
-        </w:tc>
-        <w:tc>
-          <w:tcPr>
-            <w:tcW w:w="283" w:type="dxa"/>
-            <w:tcBorders>
-              <w:top w:val="nil"/>
-              <w:bottom w:val="nil"/>
-            </w:tcBorders>
-          </w:tcPr>
-          <w:p>
-            <w:pPr>
-              <w:pStyle w:val="afc"/>
-              <w:spacing w:line="276" w:lineRule="auto"/>
-              <w:rPr>
-                <w:sz w:val="24"/>
-                <w:szCs w:val="24"/>
-              </w:rPr>
-            </w:pPr>
-          </w:p>
-        </w:tc>
-        <w:tc>
-          <w:tcPr>
-            <w:tcW w:w="2835" w:type="dxa"/>
-          </w:tcPr>
-          <w:p>
-            <w:pPr>
-              <w:pStyle w:val="afc"/>
-              <w:spacing w:line="276" w:lineRule="auto"/>
-              <w:jc w:val="center"/>
-              <w:rPr>
-                <w:sz w:val="24"/>
-                <w:szCs w:val="24"/>
-              </w:rPr>
-            </w:pPr>
+                <w:rFonts w:ascii="Times New Roman" w:hAnsi="Times New Roman"/>
+                <w:color w:val="auto"/>
+              </w:rPr>
+              <w:t>старший преподаватель</w:t>
+            </w:r>
           </w:p>
         </w:tc>
         <w:tc>
@@ -356,100 +164,24 @@
             <w:tcW w:w="284" w:type="dxa"/>
             <w:tcBorders>
               <w:top w:val="nil"/>
+              <w:left w:val="nil"/>
               <w:bottom w:val="nil"/>
+              <w:right w:val="nil"/>
             </w:tcBorders>
+            <w:vAlign w:val="center"/>
           </w:tcPr>
           <w:p>
             <w:pPr>
-              <w:pStyle w:val="afc"/>
-              <w:spacing w:line="276" w:lineRule="auto"/>
-              <w:rPr>
-                <w:sz w:val="24"/>
-                <w:szCs w:val="24"/>
-              </w:rPr>
-            </w:pPr>
-          </w:p>
-        </w:tc>
-        <w:tc>
-          <w:tcPr>
-            <w:tcW w:w="2574" w:type="dxa"/>
-          </w:tcPr>
-          <w:p>
-            <w:pPr>
-              <w:pStyle w:val="afc"/>
-              <w:spacing w:line="276" w:lineRule="auto"/>
+              <w:widowControl w:val="0"/>
+              <w:suppressAutoHyphens w:val="0"/>
+              <w:autoSpaceDE w:val="0"/>
+              <w:autoSpaceDN w:val="0"/>
+              <w:adjustRightInd w:val="0"/>
+              <w:spacing w:before="120"/>
               <w:jc w:val="center"/>
               <w:rPr>
-                <w:sz w:val="24"/>
-                <w:szCs w:val="24"/>
-              </w:rPr>
-            </w:pPr>
-            <w:r>
-              <w:rPr>
-                <w:sz w:val="24"/>
-                <w:szCs w:val="24"/>
-              </w:rPr>
-              <w:t>С.А.Рогачев</w:t>
-            </w:r>
-          </w:p>
-        </w:tc>
-      </w:tr>
-      <w:tr>
-        <w:tc>
-          <w:tcPr>
-            <w:tcW w:w="3261" w:type="dxa"/>
-          </w:tcPr>
-          <w:p>
-            <w:pPr>
-              <w:pStyle w:val="afc"/>
-              <w:jc w:val="center"/>
-              <w:rPr>
-                <w:sz w:val="24"/>
-                <w:szCs w:val="24"/>
-                <w:vertAlign w:val="superscript"/>
-              </w:rPr>
-            </w:pPr>
-            <w:r>
-              <w:rPr>
-                <w:sz w:val="24"/>
-                <w:szCs w:val="24"/>
-                <w:vertAlign w:val="superscript"/>
-              </w:rPr>
-              <w:t>(</w:t>
-            </w:r>
-            <w:r>
-              <w:rPr>
-                <w:sz w:val="24"/>
-                <w:szCs w:val="24"/>
-                <w:vertAlign w:val="superscript"/>
-              </w:rPr>
-              <w:t>должность, уч. степень, звание</w:t>
-            </w:r>
-            <w:r>
-              <w:rPr>
-                <w:sz w:val="24"/>
-                <w:szCs w:val="24"/>
-                <w:vertAlign w:val="superscript"/>
-              </w:rPr>
-              <w:t>)</w:t>
-            </w:r>
-          </w:p>
-        </w:tc>
-        <w:tc>
-          <w:tcPr>
-            <w:tcW w:w="283" w:type="dxa"/>
-            <w:tcBorders>
-              <w:top w:val="nil"/>
-              <w:bottom w:val="nil"/>
-            </w:tcBorders>
-          </w:tcPr>
-          <w:p>
-            <w:pPr>
-              <w:pStyle w:val="afc"/>
-              <w:jc w:val="center"/>
-              <w:rPr>
-                <w:sz w:val="24"/>
-                <w:szCs w:val="24"/>
+                <w:rFonts w:ascii="Times New Roman" w:hAnsi="Times New Roman"/>
+                <w:color w:val="auto"/>
               </w:rPr>
             </w:pPr>
           </w:p>
@@ -457,40 +189,136 @@
         <w:tc>
           <w:tcPr>
             <w:tcW w:w="2835" w:type="dxa"/>
+            <w:tcBorders>
+              <w:top w:val="nil"/>
+              <w:left w:val="nil"/>
+              <w:right w:val="nil"/>
+            </w:tcBorders>
+            <w:vAlign w:val="center"/>
           </w:tcPr>
           <w:p>
             <w:pPr>
-              <w:pStyle w:val="afc"/>
+              <w:widowControl w:val="0"/>
+              <w:suppressAutoHyphens w:val="0"/>
+              <w:autoSpaceDE w:val="0"/>
+              <w:autoSpaceDN w:val="0"/>
+              <w:adjustRightInd w:val="0"/>
+              <w:spacing w:before="120"/>
               <w:jc w:val="center"/>
               <w:rPr>
-                <w:sz w:val="24"/>
-                <w:szCs w:val="24"/>
-                <w:vertAlign w:val="superscript"/>
+                <w:rFonts w:ascii="Times New Roman" w:hAnsi="Times New Roman"/>
+                <w:color w:val="auto"/>
               </w:rPr>
             </w:pPr>
-            <w:r>
-              <w:rPr>
-                <w:sz w:val="24"/>
-                <w:szCs w:val="24"/>
-                <w:vertAlign w:val="superscript"/>
-              </w:rPr>
-              <w:t>(</w:t>
-            </w:r>
-            <w:r>
-              <w:rPr>
-                <w:sz w:val="24"/>
-                <w:szCs w:val="24"/>
-                <w:vertAlign w:val="superscript"/>
-              </w:rPr>
-              <w:t>подпись, дата</w:t>
-            </w:r>
-            <w:r>
-              <w:rPr>
-                <w:sz w:val="24"/>
-                <w:szCs w:val="24"/>
-                <w:vertAlign w:val="superscript"/>
-              </w:rPr>
-              <w:t>)</w:t>
+          </w:p>
+        </w:tc>
+        <w:tc>
+          <w:tcPr>
+            <w:tcW w:w="277" w:type="dxa"/>
+            <w:tcBorders>
+              <w:top w:val="nil"/>
+              <w:left w:val="nil"/>
+              <w:bottom w:val="nil"/>
+              <w:right w:val="nil"/>
+            </w:tcBorders>
+            <w:vAlign w:val="center"/>
+          </w:tcPr>
+          <w:p>
+            <w:pPr>
+              <w:widowControl w:val="0"/>
+              <w:suppressAutoHyphens w:val="0"/>
+              <w:autoSpaceDE w:val="0"/>
+              <w:autoSpaceDN w:val="0"/>
+              <w:adjustRightInd w:val="0"/>
+              <w:spacing w:before="120"/>
+              <w:jc w:val="center"/>
+              <w:rPr>
+                <w:rFonts w:ascii="Times New Roman" w:hAnsi="Times New Roman"/>
+                <w:color w:val="auto"/>
+              </w:rPr>
+            </w:pPr>
+          </w:p>
+        </w:tc>
+        <w:tc>
+          <w:tcPr>
+            <w:tcW w:w="3028" w:type="dxa"/>
+            <w:tcBorders>
+              <w:top w:val="nil"/>
+              <w:left w:val="nil"/>
+              <w:right w:val="nil"/>
+            </w:tcBorders>
+            <w:vAlign w:val="center"/>
+          </w:tcPr>
+          <w:p>
+            <w:pPr>
+              <w:widowControl w:val="0"/>
+              <w:suppressAutoHyphens w:val="0"/>
+              <w:autoSpaceDE w:val="0"/>
+              <w:autoSpaceDN w:val="0"/>
+              <w:adjustRightInd w:val="0"/>
+              <w:spacing w:before="120"/>
+              <w:jc w:val="center"/>
+              <w:rPr>
+                <w:rFonts w:ascii="Times New Roman" w:hAnsi="Times New Roman"/>
+                <w:color w:val="auto"/>
+              </w:rPr>
+            </w:pPr>
+            <w:r>
+              <w:rPr>
+                <w:rFonts w:ascii="Times New Roman" w:hAnsi="Times New Roman"/>
+                <w:color w:val="auto"/>
+              </w:rPr>
+              <w:t>С.А. Рогачев</w:t>
+            </w:r>
+          </w:p>
+        </w:tc>
+      </w:tr>
+      <w:tr>
+        <w:tblPrEx>
+          <w:tblBorders>
+            <w:top w:val="none" w:sz="0" w:space="0" w:color="auto"/>
+            <w:left w:val="none" w:sz="0" w:space="0" w:color="auto"/>
+            <w:bottom w:val="none" w:sz="0" w:space="0" w:color="auto"/>
+            <w:right w:val="none" w:sz="0" w:space="0" w:color="auto"/>
+            <w:insideH w:val="none" w:sz="0" w:space="0" w:color="auto"/>
+            <w:insideV w:val="none" w:sz="0" w:space="0" w:color="auto"/>
+          </w:tblBorders>
+        </w:tblPrEx>
+        <w:tc>
+          <w:tcPr>
+            <w:tcW w:w="3260" w:type="dxa"/>
+            <w:tcBorders>
+              <w:top w:val="nil"/>
+              <w:left w:val="nil"/>
+              <w:bottom w:val="nil"/>
+              <w:right w:val="nil"/>
+            </w:tcBorders>
+            <w:vAlign w:val="center"/>
+          </w:tcPr>
+          <w:p>
+            <w:pPr>
+              <w:widowControl w:val="0"/>
+              <w:suppressAutoHyphens w:val="0"/>
+              <w:autoSpaceDE w:val="0"/>
+              <w:autoSpaceDN w:val="0"/>
+              <w:adjustRightInd w:val="0"/>
+              <w:spacing w:line="180" w:lineRule="exact"/>
+              <w:jc w:val="center"/>
+              <w:rPr>
+                <w:rFonts w:ascii="Times New Roman" w:hAnsi="Times New Roman"/>
+                <w:color w:val="auto"/>
+                <w:sz w:val="20"/>
+                <w:szCs w:val="20"/>
+              </w:rPr>
+            </w:pPr>
+            <w:r>
+              <w:rPr>
+                <w:rFonts w:ascii="Times New Roman" w:hAnsi="Times New Roman"/>
+                <w:color w:val="auto"/>
+                <w:sz w:val="20"/>
+                <w:szCs w:val="20"/>
+              </w:rPr>
+              <w:t>должность, уч. степень, звание</w:t>
             </w:r>
           </w:p>
         </w:tc>
@@ -499,57 +327,126 @@
             <w:tcW w:w="284" w:type="dxa"/>
             <w:tcBorders>
               <w:top w:val="nil"/>
+              <w:left w:val="nil"/>
               <w:bottom w:val="nil"/>
+              <w:right w:val="nil"/>
             </w:tcBorders>
+            <w:vAlign w:val="center"/>
           </w:tcPr>
           <w:p>
             <w:pPr>
-              <w:pStyle w:val="afc"/>
-              <w:jc w:val="center"/>
-              <w:rPr>
-                <w:sz w:val="24"/>
-                <w:szCs w:val="24"/>
+              <w:widowControl w:val="0"/>
+              <w:suppressAutoHyphens w:val="0"/>
+              <w:autoSpaceDE w:val="0"/>
+              <w:autoSpaceDN w:val="0"/>
+              <w:adjustRightInd w:val="0"/>
+              <w:spacing w:line="180" w:lineRule="exact"/>
+              <w:rPr>
+                <w:rFonts w:ascii="Times New Roman" w:hAnsi="Times New Roman"/>
+                <w:color w:val="auto"/>
               </w:rPr>
             </w:pPr>
           </w:p>
         </w:tc>
         <w:tc>
           <w:tcPr>
-            <w:tcW w:w="2574" w:type="dxa"/>
+            <w:tcW w:w="2835" w:type="dxa"/>
+            <w:tcBorders>
+              <w:top w:val="nil"/>
+              <w:left w:val="nil"/>
+              <w:bottom w:val="nil"/>
+              <w:right w:val="nil"/>
+            </w:tcBorders>
+            <w:vAlign w:val="center"/>
           </w:tcPr>
           <w:p>
             <w:pPr>
-              <w:pStyle w:val="afc"/>
+              <w:widowControl w:val="0"/>
+              <w:suppressAutoHyphens w:val="0"/>
+              <w:autoSpaceDE w:val="0"/>
+              <w:autoSpaceDN w:val="0"/>
+              <w:adjustRightInd w:val="0"/>
+              <w:spacing w:line="180" w:lineRule="exact"/>
               <w:jc w:val="center"/>
               <w:rPr>
-                <w:sz w:val="24"/>
-                <w:szCs w:val="24"/>
-                <w:vertAlign w:val="superscript"/>
+                <w:rFonts w:ascii="Times New Roman" w:hAnsi="Times New Roman"/>
+                <w:color w:val="auto"/>
+                <w:sz w:val="20"/>
+                <w:szCs w:val="20"/>
               </w:rPr>
             </w:pPr>
             <w:r>
               <w:rPr>
-                <w:sz w:val="24"/>
-                <w:szCs w:val="24"/>
-                <w:vertAlign w:val="superscript"/>
-              </w:rPr>
-              <w:t>(</w:t>
-            </w:r>
-            <w:r>
-              <w:rPr>
-                <w:sz w:val="24"/>
-                <w:szCs w:val="24"/>
-                <w:vertAlign w:val="superscript"/>
+                <w:rFonts w:ascii="Times New Roman" w:hAnsi="Times New Roman"/>
+                <w:color w:val="auto"/>
+                <w:sz w:val="20"/>
+                <w:szCs w:val="20"/>
+              </w:rPr>
+              <w:t>подпись, дата</w:t>
+            </w:r>
+          </w:p>
+        </w:tc>
+        <w:tc>
+          <w:tcPr>
+            <w:tcW w:w="272" w:type="dxa"/>
+            <w:tcBorders>
+              <w:top w:val="nil"/>
+              <w:left w:val="nil"/>
+              <w:bottom w:val="nil"/>
+              <w:right w:val="nil"/>
+            </w:tcBorders>
+            <w:vAlign w:val="center"/>
+          </w:tcPr>
+          <w:p>
+            <w:pPr>
+              <w:widowControl w:val="0"/>
+              <w:suppressAutoHyphens w:val="0"/>
+              <w:autoSpaceDE w:val="0"/>
+              <w:autoSpaceDN w:val="0"/>
+              <w:adjustRightInd w:val="0"/>
+              <w:spacing w:line="180" w:lineRule="exact"/>
+              <w:rPr>
+                <w:rFonts w:ascii="Times New Roman" w:hAnsi="Times New Roman"/>
+                <w:color w:val="auto"/>
+              </w:rPr>
+            </w:pPr>
+          </w:p>
+        </w:tc>
+        <w:tc>
+          <w:tcPr>
+            <w:tcW w:w="3028" w:type="dxa"/>
+            <w:tcBorders>
+              <w:top w:val="nil"/>
+              <w:left w:val="nil"/>
+              <w:bottom w:val="nil"/>
+              <w:right w:val="nil"/>
+            </w:tcBorders>
+            <w:vAlign w:val="center"/>
+          </w:tcPr>
+          <w:p>
+            <w:pPr>
+              <w:widowControl w:val="0"/>
+              <w:suppressAutoHyphens w:val="0"/>
+              <w:autoSpaceDE w:val="0"/>
+              <w:autoSpaceDN w:val="0"/>
+              <w:adjustRightInd w:val="0"/>
+              <w:spacing w:line="180" w:lineRule="exact"/>
+              <w:jc w:val="center"/>
+              <w:rPr>
+                <w:rFonts w:ascii="Times New Roman" w:hAnsi="Times New Roman"/>
+                <w:color w:val="auto"/>
+                <w:sz w:val="20"/>
+                <w:szCs w:val="20"/>
+              </w:rPr>
+            </w:pPr>
+            <w:r>
+              <w:rPr>
+                <w:rFonts w:ascii="Times New Roman" w:hAnsi="Times New Roman"/>
+                <w:color w:val="auto"/>
+                <w:sz w:val="20"/>
+                <w:szCs w:val="20"/>
               </w:rPr>
               <w:t>инициалы, фамилия</w:t>
-            </w:r>
-            <w:r>
-              <w:rPr>
-                <w:sz w:val="24"/>
-                <w:szCs w:val="24"/>
-                <w:vertAlign w:val="superscript"/>
-              </w:rPr>
-              <w:t>)</w:t>
             </w:r>
           </w:p>
         </w:tc>
@@ -557,316 +454,64 @@
     </w:tbl>
     <w:p>
       <w:pPr>
-        <w:pStyle w:val="afc"/>
-        <w:rPr>
-          <w:sz w:val="24"/>
-          <w:szCs w:val="24"/>
-        </w:rPr>
-      </w:pPr>
-    </w:p>
-    <w:p>
-      <w:pPr>
-        <w:pStyle w:val="afc"/>
-        <w:rPr>
-          <w:sz w:val="24"/>
-          <w:szCs w:val="24"/>
-        </w:rPr>
-      </w:pPr>
-    </w:p>
-    <w:p>
-      <w:pPr>
-        <w:pStyle w:val="afc"/>
-        <w:rPr>
-          <w:sz w:val="24"/>
-          <w:szCs w:val="24"/>
-        </w:rPr>
-      </w:pPr>
-    </w:p>
-    <w:p>
-      <w:pPr>
-        <w:pStyle w:val="afc"/>
-        <w:rPr>
-          <w:sz w:val="24"/>
-          <w:szCs w:val="24"/>
-        </w:rPr>
-      </w:pPr>
-    </w:p>
-    <w:p>
-      <w:pPr>
-        <w:pStyle w:val="afc"/>
-        <w:rPr>
-          <w:sz w:val="24"/>
-          <w:szCs w:val="24"/>
-        </w:rPr>
-      </w:pPr>
-    </w:p>
-    <w:p>
-      <w:pPr>
-        <w:pStyle w:val="afc"/>
+        <w:widowControl w:val="0"/>
+        <w:suppressAutoHyphens w:val="0"/>
+        <w:autoSpaceDE w:val="0"/>
+        <w:autoSpaceDN w:val="0"/>
+        <w:adjustRightInd w:val="0"/>
         <w:jc w:val="center"/>
-      </w:pPr>
-      <w:r>
-        <w:t>ОТЧЕТ О ЛАБОРАТОРН</w:t>
-      </w:r>
-      <w:r>
-        <w:t>ЫХ</w:t>
-      </w:r>
-      <w:r>
-        <w:t xml:space="preserve"> РАБОТ</w:t>
-      </w:r>
-      <w:r>
-        <w:t>АХ</w:t>
-      </w:r>
-    </w:p>
-    <w:p>
-      <w:pPr>
-        <w:pStyle w:val="afc"/>
-        <w:jc w:val="center"/>
-      </w:pPr>
-    </w:p>
-    <w:p>
-      <w:pPr>
-        <w:pStyle w:val="afc"/>
-        <w:jc w:val="center"/>
-      </w:pPr>
-    </w:p>
-    <w:p>
-      <w:pPr>
-        <w:jc w:val="center"/>
         <w:rPr>
           <w:rFonts w:ascii="Times New Roman" w:hAnsi="Times New Roman"/>
-          <w:bCs/>
-          <w:sz w:val="32"/>
-          <w:szCs w:val="32"/>
-        </w:rPr>
-      </w:pPr>
-      <w:r>
-        <w:rPr>
-          <w:rFonts w:ascii="Times New Roman" w:hAnsi="Times New Roman"/>
-          <w:bCs/>
-          <w:sz w:val="32"/>
-          <w:szCs w:val="32"/>
-        </w:rPr>
-        <w:t>ПРОГРАММНЫЙ КОМПЛЕКС МОНИТОРИНГА СОСТОЯНИЙ СЛОЖНЫХ ТЕХНИЧЕСКИХ ОБЪЕКТОВ</w:t>
-      </w:r>
-    </w:p>
-    <w:p>
-      <w:pPr>
-        <w:pStyle w:val="afc"/>
-        <w:jc w:val="center"/>
-      </w:pPr>
-    </w:p>
-    <w:p>
-      <w:pPr>
-        <w:pStyle w:val="afc"/>
-        <w:jc w:val="center"/>
-      </w:pPr>
-    </w:p>
-    <w:p>
-      <w:pPr>
-        <w:pStyle w:val="afc"/>
-        <w:jc w:val="center"/>
-      </w:pPr>
-      <w:r>
-        <w:t>ПО КУРСУ: «</w:t>
-      </w:r>
-      <w:r>
-        <w:t>Система искусственного интеллекта</w:t>
-      </w:r>
-      <w:r>
-        <w:t>»</w:t>
-      </w:r>
-    </w:p>
-    <w:p>
-      <w:pPr>
-        <w:pStyle w:val="afc"/>
-        <w:rPr>
-          <w:sz w:val="24"/>
-          <w:szCs w:val="24"/>
-        </w:rPr>
-      </w:pPr>
-    </w:p>
-    <w:p>
-      <w:pPr>
-        <w:pStyle w:val="afc"/>
-        <w:rPr>
-          <w:sz w:val="24"/>
-          <w:szCs w:val="24"/>
-        </w:rPr>
-      </w:pPr>
-    </w:p>
-    <w:p>
-      <w:pPr>
-        <w:pStyle w:val="afc"/>
-        <w:rPr>
-          <w:sz w:val="24"/>
-          <w:szCs w:val="24"/>
-        </w:rPr>
-      </w:pPr>
-    </w:p>
-    <w:p>
-      <w:pPr>
-        <w:pStyle w:val="afc"/>
-        <w:rPr>
-          <w:sz w:val="24"/>
-          <w:szCs w:val="24"/>
-        </w:rPr>
-      </w:pPr>
-    </w:p>
-    <w:p>
-      <w:pPr>
-        <w:pStyle w:val="afc"/>
-        <w:rPr>
-          <w:sz w:val="24"/>
-          <w:szCs w:val="24"/>
-        </w:rPr>
-      </w:pPr>
-    </w:p>
-    <w:p>
-      <w:pPr>
-        <w:pStyle w:val="afc"/>
+          <w:color w:val="auto"/>
+          <w:sz w:val="28"/>
+          <w:szCs w:val="28"/>
+        </w:rPr>
       </w:pPr>
     </w:p>
     <w:tbl>
       <w:tblPr>
-        <w:tblStyle w:val="afa"/>
-        <w:tblW w:w="9360" w:type="dxa"/>
-        <w:tblBorders>
-          <w:top w:val="none" w:sz="0" w:space="0" w:color="auto"/>
-          <w:left w:val="none" w:sz="0" w:space="0" w:color="auto"/>
-          <w:bottom w:val="none" w:sz="0" w:space="0" w:color="auto"/>
-          <w:right w:val="none" w:sz="0" w:space="0" w:color="auto"/>
-          <w:insideV w:val="none" w:sz="0" w:space="0" w:color="auto"/>
-        </w:tblBorders>
-        <w:tblLayout w:type="fixed"/>
-        <w:tblLook w:val="04A0" w:firstRow="1" w:lastRow="0" w:firstColumn="1" w:lastColumn="0" w:noHBand="0" w:noVBand="1"/>
+        <w:tblW w:w="9639" w:type="dxa"/>
+        <w:tblInd w:w="108" w:type="dxa"/>
+        <w:tblLook w:val="0000" w:firstRow="0" w:lastRow="0" w:firstColumn="0" w:lastColumn="0" w:noHBand="0" w:noVBand="0"/>
       </w:tblPr>
       <w:tblGrid>
-        <w:gridCol w:w="5247"/>
-        <w:gridCol w:w="1419"/>
-        <w:gridCol w:w="284"/>
-        <w:gridCol w:w="2410"/>
+        <w:gridCol w:w="9639"/>
       </w:tblGrid>
       <w:tr>
         <w:tc>
           <w:tcPr>
-            <w:tcW w:w="5245" w:type="dxa"/>
+            <w:tcW w:w="9465" w:type="dxa"/>
             <w:tcBorders>
               <w:top w:val="nil"/>
+              <w:left w:val="nil"/>
               <w:bottom w:val="nil"/>
+              <w:right w:val="nil"/>
             </w:tcBorders>
-            <w:hideMark/>
           </w:tcPr>
           <w:p>
             <w:pPr>
-              <w:pStyle w:val="afc"/>
-              <w:spacing w:line="276" w:lineRule="auto"/>
-              <w:rPr>
-                <w:sz w:val="24"/>
-                <w:szCs w:val="24"/>
-                <w:lang w:eastAsia="ru-RU"/>
+              <w:widowControl w:val="0"/>
+              <w:suppressAutoHyphens w:val="0"/>
+              <w:autoSpaceDE w:val="0"/>
+              <w:autoSpaceDN w:val="0"/>
+              <w:adjustRightInd w:val="0"/>
+              <w:spacing w:before="960"/>
+              <w:jc w:val="center"/>
+              <w:rPr>
+                <w:rFonts w:ascii="Times New Roman" w:hAnsi="Times New Roman"/>
+                <w:color w:val="auto"/>
+                <w:sz w:val="28"/>
+                <w:szCs w:val="28"/>
               </w:rPr>
             </w:pPr>
             <w:r>
               <w:rPr>
-                <w:sz w:val="24"/>
-                <w:szCs w:val="24"/>
-                <w:lang w:eastAsia="ru-RU"/>
-              </w:rPr>
-              <w:t>РАБОТУ ВЫПОЛНИЛ (-А) СТУДЕНТ (-КА):</w:t>
-            </w:r>
-          </w:p>
-        </w:tc>
-        <w:tc>
-          <w:tcPr>
-            <w:tcW w:w="1418" w:type="dxa"/>
-            <w:tcBorders>
-              <w:top w:val="nil"/>
-              <w:left w:val="nil"/>
-              <w:bottom w:val="single" w:sz="4" w:space="0" w:color="auto"/>
-              <w:right w:val="nil"/>
-            </w:tcBorders>
-            <w:hideMark/>
-          </w:tcPr>
-          <w:p>
-            <w:pPr>
-              <w:pStyle w:val="afc"/>
-              <w:spacing w:line="276" w:lineRule="auto"/>
-              <w:jc w:val="center"/>
-              <w:rPr>
-                <w:sz w:val="24"/>
-                <w:szCs w:val="24"/>
-                <w:lang w:eastAsia="ru-RU"/>
-              </w:rPr>
-            </w:pPr>
-            <w:r>
-              <w:rPr>
-                <w:sz w:val="24"/>
-                <w:szCs w:val="24"/>
-                <w:lang w:eastAsia="ru-RU"/>
-              </w:rPr>
-              <w:t>4131з</w:t>
-            </w:r>
-          </w:p>
-        </w:tc>
-        <w:tc>
-          <w:tcPr>
-            <w:tcW w:w="284" w:type="dxa"/>
-            <w:tcBorders>
-              <w:top w:val="nil"/>
-              <w:bottom w:val="nil"/>
-            </w:tcBorders>
-            <w:hideMark/>
-          </w:tcPr>
-          <w:p>
-            <w:pPr>
-              <w:pStyle w:val="afc"/>
-              <w:spacing w:line="276" w:lineRule="auto"/>
-              <w:rPr>
-                <w:sz w:val="24"/>
-                <w:szCs w:val="24"/>
-                <w:lang w:eastAsia="ru-RU"/>
-              </w:rPr>
-            </w:pPr>
-            <w:r>
-              <w:rPr>
-                <w:sz w:val="24"/>
-                <w:szCs w:val="24"/>
-                <w:lang w:eastAsia="ru-RU"/>
-              </w:rPr>
-              <w:t>/</w:t>
-            </w:r>
-          </w:p>
-        </w:tc>
-        <w:tc>
-          <w:tcPr>
-            <w:tcW w:w="2409" w:type="dxa"/>
-            <w:tcBorders>
-              <w:top w:val="nil"/>
-              <w:left w:val="nil"/>
-              <w:bottom w:val="single" w:sz="4" w:space="0" w:color="auto"/>
-              <w:right w:val="nil"/>
-            </w:tcBorders>
-            <w:hideMark/>
-          </w:tcPr>
-          <w:p>
-            <w:pPr>
-              <w:pStyle w:val="afc"/>
-              <w:spacing w:line="276" w:lineRule="auto"/>
-              <w:jc w:val="center"/>
-              <w:rPr>
-                <w:sz w:val="24"/>
-                <w:szCs w:val="24"/>
-                <w:lang w:eastAsia="ru-RU"/>
-              </w:rPr>
-            </w:pPr>
-            <w:r>
-              <w:rPr>
-                <w:sz w:val="24"/>
-                <w:szCs w:val="24"/>
-                <w:lang w:eastAsia="ru-RU"/>
-              </w:rPr>
-              <w:t>М. Д. Быстров</w:t>
+                <w:rFonts w:ascii="Times New Roman" w:hAnsi="Times New Roman"/>
+                <w:color w:val="auto"/>
+                <w:sz w:val="28"/>
+                <w:szCs w:val="28"/>
+              </w:rPr>
+              <w:t>ОТЧЕТ О ЛАБОРАТОРНОЙ РАБОТЕ</w:t>
             </w:r>
           </w:p>
         </w:tc>
@@ -874,201 +519,223 @@
       <w:tr>
         <w:tc>
           <w:tcPr>
-            <w:tcW w:w="5245" w:type="dxa"/>
+            <w:tcW w:w="9465" w:type="dxa"/>
             <w:tcBorders>
               <w:top w:val="nil"/>
-              <w:bottom w:val="nil"/>
-            </w:tcBorders>
-          </w:tcPr>
-          <w:p>
-            <w:pPr>
-              <w:pStyle w:val="afc"/>
-              <w:jc w:val="center"/>
-              <w:rPr>
-                <w:sz w:val="24"/>
-                <w:szCs w:val="24"/>
-                <w:vertAlign w:val="superscript"/>
-                <w:lang w:eastAsia="ru-RU"/>
-              </w:rPr>
-            </w:pPr>
-          </w:p>
-        </w:tc>
-        <w:tc>
-          <w:tcPr>
-            <w:tcW w:w="1418" w:type="dxa"/>
-            <w:tcBorders>
-              <w:top w:val="single" w:sz="4" w:space="0" w:color="auto"/>
               <w:left w:val="nil"/>
-              <w:bottom w:val="nil"/>
-              <w:right w:val="nil"/>
-            </w:tcBorders>
-            <w:hideMark/>
-          </w:tcPr>
-          <w:p>
-            <w:pPr>
-              <w:pStyle w:val="afc"/>
-              <w:jc w:val="center"/>
-              <w:rPr>
-                <w:sz w:val="24"/>
-                <w:szCs w:val="24"/>
-                <w:vertAlign w:val="superscript"/>
-                <w:lang w:eastAsia="ru-RU"/>
-              </w:rPr>
-            </w:pPr>
-            <w:r>
-              <w:rPr>
-                <w:sz w:val="24"/>
-                <w:szCs w:val="24"/>
-                <w:vertAlign w:val="superscript"/>
-                <w:lang w:eastAsia="ru-RU"/>
-              </w:rPr>
-              <w:t>(номер группы)</w:t>
-            </w:r>
-          </w:p>
-        </w:tc>
-        <w:tc>
-          <w:tcPr>
-            <w:tcW w:w="284" w:type="dxa"/>
-            <w:tcBorders>
-              <w:top w:val="nil"/>
-              <w:bottom w:val="nil"/>
-            </w:tcBorders>
-          </w:tcPr>
-          <w:p>
-            <w:pPr>
-              <w:pStyle w:val="afc"/>
-              <w:jc w:val="center"/>
-              <w:rPr>
-                <w:sz w:val="24"/>
-                <w:szCs w:val="24"/>
-                <w:lang w:eastAsia="ru-RU"/>
-              </w:rPr>
-            </w:pPr>
-          </w:p>
-        </w:tc>
-        <w:tc>
-          <w:tcPr>
-            <w:tcW w:w="2409" w:type="dxa"/>
-            <w:tcBorders>
-              <w:top w:val="single" w:sz="4" w:space="0" w:color="auto"/>
-              <w:left w:val="nil"/>
-              <w:bottom w:val="nil"/>
-              <w:right w:val="nil"/>
-            </w:tcBorders>
-            <w:hideMark/>
-          </w:tcPr>
-          <w:p>
-            <w:pPr>
-              <w:pStyle w:val="afc"/>
-              <w:jc w:val="center"/>
-              <w:rPr>
-                <w:sz w:val="24"/>
-                <w:szCs w:val="24"/>
-                <w:vertAlign w:val="superscript"/>
-                <w:lang w:eastAsia="ru-RU"/>
-              </w:rPr>
-            </w:pPr>
-            <w:r>
-              <w:rPr>
-                <w:sz w:val="24"/>
-                <w:szCs w:val="24"/>
-                <w:vertAlign w:val="superscript"/>
-                <w:lang w:eastAsia="ru-RU"/>
-              </w:rPr>
-              <w:t>(инициалы, фамилия)</w:t>
-            </w:r>
-          </w:p>
-        </w:tc>
-      </w:tr>
-    </w:tbl>
-    <w:p>
-      <w:pPr>
-        <w:pStyle w:val="afc"/>
-      </w:pPr>
-    </w:p>
-    <w:p>
-      <w:pPr>
-        <w:pStyle w:val="afc"/>
-      </w:pPr>
-    </w:p>
-    <w:tbl>
-      <w:tblPr>
-        <w:tblStyle w:val="afa"/>
-        <w:tblW w:w="9360" w:type="dxa"/>
-        <w:tblBorders>
-          <w:top w:val="none" w:sz="0" w:space="0" w:color="auto"/>
-          <w:left w:val="none" w:sz="0" w:space="0" w:color="auto"/>
-          <w:bottom w:val="none" w:sz="0" w:space="0" w:color="auto"/>
-          <w:right w:val="none" w:sz="0" w:space="0" w:color="auto"/>
-          <w:insideV w:val="none" w:sz="0" w:space="0" w:color="auto"/>
-        </w:tblBorders>
-        <w:tblLayout w:type="fixed"/>
-        <w:tblLook w:val="04A0" w:firstRow="1" w:lastRow="0" w:firstColumn="1" w:lastColumn="0" w:noHBand="0" w:noVBand="1"/>
-      </w:tblPr>
-      <w:tblGrid>
-        <w:gridCol w:w="5472"/>
-        <w:gridCol w:w="287"/>
-        <w:gridCol w:w="1728"/>
-        <w:gridCol w:w="289"/>
-        <w:gridCol w:w="1584"/>
-      </w:tblGrid>
-      <w:tr>
-        <w:tc>
-          <w:tcPr>
-            <w:tcW w:w="5387" w:type="dxa"/>
-            <w:tcBorders>
-              <w:top w:val="nil"/>
               <w:bottom w:val="nil"/>
               <w:right w:val="nil"/>
             </w:tcBorders>
           </w:tcPr>
           <w:p>
             <w:pPr>
-              <w:pStyle w:val="afc"/>
-              <w:spacing w:line="276" w:lineRule="auto"/>
-              <w:jc w:val="right"/>
-              <w:rPr>
-                <w:sz w:val="24"/>
-                <w:szCs w:val="24"/>
-                <w:lang w:eastAsia="ru-RU"/>
+              <w:keepNext/>
+              <w:widowControl w:val="0"/>
+              <w:suppressAutoHyphens w:val="0"/>
+              <w:autoSpaceDE w:val="0"/>
+              <w:autoSpaceDN w:val="0"/>
+              <w:adjustRightInd w:val="0"/>
+              <w:spacing w:before="720" w:after="720"/>
+              <w:jc w:val="center"/>
+              <w:outlineLvl w:val="0"/>
+              <w:rPr>
+                <w:rFonts w:ascii="Times New Roman" w:hAnsi="Times New Roman"/>
+                <w:bCs/>
+                <w:color w:val="auto"/>
+                <w:sz w:val="28"/>
+                <w:szCs w:val="32"/>
               </w:rPr>
             </w:pPr>
+            <w:r>
+              <w:rPr>
+                <w:rFonts w:ascii="Times New Roman" w:hAnsi="Times New Roman"/>
+                <w:bCs/>
+                <w:color w:val="auto"/>
+                <w:sz w:val="28"/>
+                <w:szCs w:val="32"/>
+              </w:rPr>
+              <w:t>Создание мнемосхемы</w:t>
+            </w:r>
+          </w:p>
+        </w:tc>
+      </w:tr>
+      <w:tr>
+        <w:tc>
+          <w:tcPr>
+            <w:tcW w:w="9465" w:type="dxa"/>
+            <w:tcBorders>
+              <w:top w:val="nil"/>
+              <w:left w:val="nil"/>
+              <w:bottom w:val="nil"/>
+              <w:right w:val="nil"/>
+            </w:tcBorders>
+          </w:tcPr>
+          <w:p>
+            <w:pPr>
+              <w:keepNext/>
+              <w:widowControl w:val="0"/>
+              <w:suppressAutoHyphens w:val="0"/>
+              <w:autoSpaceDE w:val="0"/>
+              <w:autoSpaceDN w:val="0"/>
+              <w:adjustRightInd w:val="0"/>
+              <w:spacing w:before="120"/>
+              <w:jc w:val="center"/>
+              <w:outlineLvl w:val="2"/>
+              <w:rPr>
+                <w:rFonts w:ascii="Times New Roman" w:hAnsi="Times New Roman"/>
+                <w:color w:val="auto"/>
+              </w:rPr>
+            </w:pPr>
+            <w:r>
+              <w:rPr>
+                <w:rFonts w:ascii="Times New Roman" w:hAnsi="Times New Roman"/>
+                <w:color w:val="auto"/>
+              </w:rPr>
+              <w:t xml:space="preserve">по курсу: </w:t>
+            </w:r>
+            <w:r>
+              <w:rPr>
+                <w:rFonts w:ascii="Times New Roman" w:hAnsi="Times New Roman"/>
+                <w:color w:val="auto"/>
+              </w:rPr>
+              <w:t>Системы искусственного интеллекта</w:t>
+            </w:r>
+          </w:p>
+        </w:tc>
+      </w:tr>
+      <w:tr>
+        <w:tc>
+          <w:tcPr>
+            <w:tcW w:w="9465" w:type="dxa"/>
+            <w:tcBorders>
+              <w:top w:val="nil"/>
+              <w:left w:val="nil"/>
+              <w:bottom w:val="nil"/>
+              <w:right w:val="nil"/>
+            </w:tcBorders>
+          </w:tcPr>
+          <w:p>
+            <w:pPr>
+              <w:keepNext/>
+              <w:widowControl w:val="0"/>
+              <w:suppressAutoHyphens w:val="0"/>
+              <w:autoSpaceDE w:val="0"/>
+              <w:autoSpaceDN w:val="0"/>
+              <w:adjustRightInd w:val="0"/>
+              <w:spacing w:before="240"/>
+              <w:jc w:val="center"/>
+              <w:outlineLvl w:val="2"/>
+              <w:rPr>
+                <w:rFonts w:ascii="Times New Roman" w:hAnsi="Times New Roman"/>
+                <w:color w:val="auto"/>
+                <w:sz w:val="28"/>
+                <w:szCs w:val="28"/>
+              </w:rPr>
+            </w:pPr>
+          </w:p>
+        </w:tc>
+      </w:tr>
+      <w:tr>
+        <w:tc>
+          <w:tcPr>
+            <w:tcW w:w="9465" w:type="dxa"/>
+            <w:tcBorders>
+              <w:top w:val="nil"/>
+              <w:left w:val="nil"/>
+              <w:bottom w:val="nil"/>
+              <w:right w:val="nil"/>
+            </w:tcBorders>
+          </w:tcPr>
+          <w:p>
+            <w:pPr>
+              <w:widowControl w:val="0"/>
+              <w:suppressAutoHyphens w:val="0"/>
+              <w:autoSpaceDE w:val="0"/>
+              <w:autoSpaceDN w:val="0"/>
+              <w:adjustRightInd w:val="0"/>
+              <w:jc w:val="center"/>
+              <w:rPr>
+                <w:rFonts w:ascii="Times New Roman" w:hAnsi="Times New Roman"/>
+                <w:color w:val="auto"/>
+              </w:rPr>
+            </w:pPr>
+          </w:p>
+        </w:tc>
+      </w:tr>
+    </w:tbl>
+    <w:p>
+      <w:pPr>
+        <w:widowControl w:val="0"/>
+        <w:suppressAutoHyphens w:val="0"/>
+        <w:autoSpaceDE w:val="0"/>
+        <w:autoSpaceDN w:val="0"/>
+        <w:adjustRightInd w:val="0"/>
+        <w:spacing w:before="1680" w:line="360" w:lineRule="auto"/>
+        <w:rPr>
+          <w:rFonts w:ascii="Times New Roman" w:hAnsi="Times New Roman"/>
+          <w:color w:val="auto"/>
+          <w:lang w:val="en-US"/>
+        </w:rPr>
+      </w:pPr>
+      <w:r>
+        <w:rPr>
+          <w:rFonts w:ascii="Times New Roman" w:hAnsi="Times New Roman"/>
+          <w:color w:val="auto"/>
+        </w:rPr>
+        <w:t>РАБОТУ ВЫПОЛНИЛ</w:t>
+      </w:r>
+    </w:p>
+    <w:tbl>
+      <w:tblPr>
+        <w:tblW w:w="9639" w:type="dxa"/>
+        <w:tblInd w:w="108" w:type="dxa"/>
+        <w:tblLook w:val="0000" w:firstRow="0" w:lastRow="0" w:firstColumn="0" w:lastColumn="0" w:noHBand="0" w:noVBand="0"/>
+      </w:tblPr>
+      <w:tblGrid>
+        <w:gridCol w:w="2167"/>
+        <w:gridCol w:w="1732"/>
+        <w:gridCol w:w="236"/>
+        <w:gridCol w:w="2639"/>
+        <w:gridCol w:w="236"/>
+        <w:gridCol w:w="2629"/>
+      </w:tblGrid>
+      <w:tr>
+        <w:tc>
+          <w:tcPr>
+            <w:tcW w:w="2167" w:type="dxa"/>
+            <w:tcBorders>
+              <w:top w:val="nil"/>
+              <w:left w:val="nil"/>
+              <w:bottom w:val="nil"/>
+              <w:right w:val="nil"/>
+            </w:tcBorders>
+            <w:vAlign w:val="bottom"/>
+          </w:tcPr>
+          <w:p>
+            <w:pPr>
+              <w:widowControl w:val="0"/>
+              <w:suppressAutoHyphens w:val="0"/>
+              <w:autoSpaceDE w:val="0"/>
+              <w:autoSpaceDN w:val="0"/>
+              <w:adjustRightInd w:val="0"/>
+              <w:ind w:left="-108"/>
+              <w:rPr>
+                <w:rFonts w:ascii="Times New Roman" w:hAnsi="Times New Roman"/>
+                <w:color w:val="auto"/>
+              </w:rPr>
+            </w:pPr>
+            <w:r>
+              <w:rPr>
+                <w:rFonts w:ascii="Times New Roman" w:hAnsi="Times New Roman"/>
+                <w:color w:val="auto"/>
+              </w:rPr>
+              <w:t>СТУДЕНТ гр. №</w:t>
+            </w:r>
           </w:p>
         </w:tc>
         <w:tc>
           <w:tcPr>
-            <w:tcW w:w="283" w:type="dxa"/>
-            <w:tcBorders>
-              <w:top w:val="nil"/>
-              <w:left w:val="nil"/>
-              <w:bottom w:val="nil"/>
-            </w:tcBorders>
-            <w:hideMark/>
-          </w:tcPr>
-          <w:p>
-            <w:pPr>
-              <w:pStyle w:val="afc"/>
-              <w:spacing w:line="276" w:lineRule="auto"/>
-              <w:jc w:val="right"/>
-              <w:rPr>
-                <w:sz w:val="24"/>
-                <w:szCs w:val="24"/>
-                <w:lang w:eastAsia="ru-RU"/>
-              </w:rPr>
-            </w:pPr>
-            <w:r>
-              <w:rPr>
-                <w:sz w:val="24"/>
-                <w:szCs w:val="24"/>
-                <w:lang w:eastAsia="ru-RU"/>
-              </w:rPr>
-              <w:t>/</w:t>
-            </w:r>
-          </w:p>
-        </w:tc>
-        <w:tc>
-          <w:tcPr>
-            <w:tcW w:w="1701" w:type="dxa"/>
+            <w:tcW w:w="1732" w:type="dxa"/>
             <w:tcBorders>
               <w:top w:val="nil"/>
               <w:left w:val="nil"/>
@@ -1078,199 +745,323 @@
           </w:tcPr>
           <w:p>
             <w:pPr>
-              <w:pStyle w:val="afc"/>
-              <w:spacing w:line="276" w:lineRule="auto"/>
+              <w:widowControl w:val="0"/>
+              <w:suppressAutoHyphens w:val="0"/>
+              <w:autoSpaceDE w:val="0"/>
+              <w:autoSpaceDN w:val="0"/>
+              <w:adjustRightInd w:val="0"/>
+              <w:spacing w:before="120"/>
               <w:jc w:val="center"/>
               <w:rPr>
-                <w:sz w:val="24"/>
-                <w:szCs w:val="24"/>
-                <w:lang w:eastAsia="ru-RU"/>
+                <w:rFonts w:ascii="Times New Roman" w:hAnsi="Times New Roman"/>
+                <w:color w:val="auto"/>
+              </w:rPr>
+            </w:pPr>
+            <w:r>
+              <w:rPr>
+                <w:rFonts w:ascii="Times New Roman" w:hAnsi="Times New Roman"/>
+                <w:color w:val="auto"/>
+              </w:rPr>
+              <w:t>4131з</w:t>
+            </w:r>
+          </w:p>
+        </w:tc>
+        <w:tc>
+          <w:tcPr>
+            <w:tcW w:w="236" w:type="dxa"/>
+            <w:tcBorders>
+              <w:top w:val="nil"/>
+              <w:left w:val="nil"/>
+              <w:bottom w:val="nil"/>
+              <w:right w:val="nil"/>
+            </w:tcBorders>
+            <w:vAlign w:val="center"/>
+          </w:tcPr>
+          <w:p>
+            <w:pPr>
+              <w:widowControl w:val="0"/>
+              <w:suppressAutoHyphens w:val="0"/>
+              <w:autoSpaceDE w:val="0"/>
+              <w:autoSpaceDN w:val="0"/>
+              <w:adjustRightInd w:val="0"/>
+              <w:spacing w:before="120"/>
+              <w:jc w:val="center"/>
+              <w:rPr>
+                <w:rFonts w:ascii="Times New Roman" w:hAnsi="Times New Roman"/>
+                <w:color w:val="auto"/>
               </w:rPr>
             </w:pPr>
           </w:p>
         </w:tc>
         <w:tc>
           <w:tcPr>
-            <w:tcW w:w="284" w:type="dxa"/>
-            <w:tcBorders>
-              <w:top w:val="nil"/>
-              <w:bottom w:val="nil"/>
-            </w:tcBorders>
-            <w:hideMark/>
-          </w:tcPr>
-          <w:p>
-            <w:pPr>
-              <w:pStyle w:val="afc"/>
-              <w:spacing w:line="276" w:lineRule="auto"/>
-              <w:rPr>
-                <w:sz w:val="24"/>
-                <w:szCs w:val="24"/>
-                <w:lang w:eastAsia="ru-RU"/>
-              </w:rPr>
-            </w:pPr>
-            <w:r>
-              <w:rPr>
-                <w:sz w:val="24"/>
-                <w:szCs w:val="24"/>
-                <w:lang w:eastAsia="ru-RU"/>
-              </w:rPr>
-              <w:t>/</w:t>
-            </w:r>
-          </w:p>
-        </w:tc>
-        <w:tc>
-          <w:tcPr>
-            <w:tcW w:w="1559" w:type="dxa"/>
+            <w:tcW w:w="2639" w:type="dxa"/>
             <w:tcBorders>
               <w:top w:val="nil"/>
               <w:left w:val="nil"/>
               <w:bottom w:val="single" w:sz="4" w:space="0" w:color="auto"/>
               <w:right w:val="nil"/>
             </w:tcBorders>
-            <w:hideMark/>
+            <w:vAlign w:val="center"/>
           </w:tcPr>
           <w:p>
             <w:pPr>
-              <w:pStyle w:val="afc"/>
-              <w:spacing w:line="276" w:lineRule="auto"/>
+              <w:widowControl w:val="0"/>
+              <w:suppressAutoHyphens w:val="0"/>
+              <w:autoSpaceDE w:val="0"/>
+              <w:autoSpaceDN w:val="0"/>
+              <w:adjustRightInd w:val="0"/>
+              <w:spacing w:before="120"/>
               <w:jc w:val="center"/>
               <w:rPr>
-                <w:sz w:val="24"/>
-                <w:szCs w:val="24"/>
-                <w:lang w:eastAsia="ru-RU"/>
+                <w:rFonts w:ascii="Times New Roman" w:hAnsi="Times New Roman"/>
+                <w:color w:val="auto"/>
               </w:rPr>
             </w:pPr>
+          </w:p>
+        </w:tc>
+        <w:tc>
+          <w:tcPr>
+            <w:tcW w:w="236" w:type="dxa"/>
+            <w:tcBorders>
+              <w:top w:val="nil"/>
+              <w:left w:val="nil"/>
+              <w:bottom w:val="nil"/>
+              <w:right w:val="nil"/>
+            </w:tcBorders>
+            <w:vAlign w:val="center"/>
+          </w:tcPr>
+          <w:p>
+            <w:pPr>
+              <w:widowControl w:val="0"/>
+              <w:suppressAutoHyphens w:val="0"/>
+              <w:autoSpaceDE w:val="0"/>
+              <w:autoSpaceDN w:val="0"/>
+              <w:adjustRightInd w:val="0"/>
+              <w:spacing w:before="120"/>
+              <w:jc w:val="center"/>
+              <w:rPr>
+                <w:rFonts w:ascii="Times New Roman" w:hAnsi="Times New Roman"/>
+                <w:color w:val="auto"/>
+              </w:rPr>
+            </w:pPr>
+          </w:p>
+        </w:tc>
+        <w:tc>
+          <w:tcPr>
+            <w:tcW w:w="2629" w:type="dxa"/>
+            <w:tcBorders>
+              <w:top w:val="nil"/>
+              <w:left w:val="nil"/>
+              <w:bottom w:val="single" w:sz="4" w:space="0" w:color="auto"/>
+              <w:right w:val="nil"/>
+            </w:tcBorders>
+            <w:vAlign w:val="center"/>
+          </w:tcPr>
+          <w:p>
+            <w:pPr>
+              <w:widowControl w:val="0"/>
+              <w:suppressAutoHyphens w:val="0"/>
+              <w:autoSpaceDE w:val="0"/>
+              <w:autoSpaceDN w:val="0"/>
+              <w:adjustRightInd w:val="0"/>
+              <w:spacing w:before="120"/>
+              <w:jc w:val="center"/>
+              <w:rPr>
+                <w:rFonts w:ascii="Times New Roman" w:hAnsi="Times New Roman"/>
+                <w:color w:val="auto"/>
+              </w:rPr>
+            </w:pPr>
+            <w:r>
+              <w:rPr>
+                <w:rFonts w:ascii="Times New Roman" w:hAnsi="Times New Roman"/>
+                <w:color w:val="auto"/>
+              </w:rPr>
+              <w:t>М.Д. Быстров</w:t>
+            </w:r>
           </w:p>
         </w:tc>
       </w:tr>
       <w:tr>
         <w:tc>
           <w:tcPr>
-            <w:tcW w:w="5387" w:type="dxa"/>
+            <w:tcW w:w="2167" w:type="dxa"/>
             <w:tcBorders>
               <w:top w:val="nil"/>
+              <w:left w:val="nil"/>
+              <w:bottom w:val="nil"/>
+              <w:right w:val="nil"/>
+            </w:tcBorders>
+            <w:vAlign w:val="center"/>
+          </w:tcPr>
+          <w:p>
+            <w:pPr>
+              <w:widowControl w:val="0"/>
+              <w:suppressAutoHyphens w:val="0"/>
+              <w:autoSpaceDE w:val="0"/>
+              <w:autoSpaceDN w:val="0"/>
+              <w:adjustRightInd w:val="0"/>
+              <w:spacing w:line="180" w:lineRule="exact"/>
+              <w:jc w:val="center"/>
+              <w:rPr>
+                <w:rFonts w:ascii="Times New Roman" w:hAnsi="Times New Roman"/>
+                <w:color w:val="auto"/>
+                <w:sz w:val="20"/>
+                <w:szCs w:val="20"/>
+              </w:rPr>
+            </w:pPr>
+          </w:p>
+        </w:tc>
+        <w:tc>
+          <w:tcPr>
+            <w:tcW w:w="1732" w:type="dxa"/>
+            <w:tcBorders>
+              <w:top w:val="single" w:sz="4" w:space="0" w:color="auto"/>
+              <w:left w:val="nil"/>
               <w:bottom w:val="nil"/>
               <w:right w:val="nil"/>
             </w:tcBorders>
           </w:tcPr>
           <w:p>
             <w:pPr>
-              <w:pStyle w:val="afc"/>
-              <w:jc w:val="center"/>
-              <w:rPr>
-                <w:sz w:val="24"/>
-                <w:szCs w:val="24"/>
-                <w:vertAlign w:val="superscript"/>
-                <w:lang w:eastAsia="ru-RU"/>
+              <w:widowControl w:val="0"/>
+              <w:suppressAutoHyphens w:val="0"/>
+              <w:autoSpaceDE w:val="0"/>
+              <w:autoSpaceDN w:val="0"/>
+              <w:adjustRightInd w:val="0"/>
+              <w:spacing w:line="180" w:lineRule="exact"/>
+              <w:rPr>
+                <w:rFonts w:ascii="Times New Roman" w:hAnsi="Times New Roman"/>
+                <w:color w:val="auto"/>
               </w:rPr>
             </w:pPr>
           </w:p>
         </w:tc>
         <w:tc>
           <w:tcPr>
-            <w:tcW w:w="283" w:type="dxa"/>
+            <w:tcW w:w="236" w:type="dxa"/>
             <w:tcBorders>
               <w:top w:val="nil"/>
               <w:left w:val="nil"/>
               <w:bottom w:val="nil"/>
+              <w:right w:val="nil"/>
             </w:tcBorders>
+            <w:vAlign w:val="center"/>
           </w:tcPr>
           <w:p>
             <w:pPr>
-              <w:pStyle w:val="afc"/>
-              <w:jc w:val="center"/>
-              <w:rPr>
-                <w:sz w:val="24"/>
-                <w:szCs w:val="24"/>
-                <w:vertAlign w:val="superscript"/>
-                <w:lang w:eastAsia="ru-RU"/>
+              <w:widowControl w:val="0"/>
+              <w:suppressAutoHyphens w:val="0"/>
+              <w:autoSpaceDE w:val="0"/>
+              <w:autoSpaceDN w:val="0"/>
+              <w:adjustRightInd w:val="0"/>
+              <w:spacing w:line="180" w:lineRule="exact"/>
+              <w:rPr>
+                <w:rFonts w:ascii="Times New Roman" w:hAnsi="Times New Roman"/>
+                <w:color w:val="auto"/>
               </w:rPr>
             </w:pPr>
           </w:p>
         </w:tc>
         <w:tc>
           <w:tcPr>
-            <w:tcW w:w="1701" w:type="dxa"/>
+            <w:tcW w:w="2639" w:type="dxa"/>
             <w:tcBorders>
               <w:top w:val="single" w:sz="4" w:space="0" w:color="auto"/>
               <w:left w:val="nil"/>
               <w:bottom w:val="nil"/>
               <w:right w:val="nil"/>
             </w:tcBorders>
-            <w:hideMark/>
+            <w:vAlign w:val="center"/>
           </w:tcPr>
           <w:p>
             <w:pPr>
-              <w:pStyle w:val="afc"/>
+              <w:widowControl w:val="0"/>
+              <w:suppressAutoHyphens w:val="0"/>
+              <w:autoSpaceDE w:val="0"/>
+              <w:autoSpaceDN w:val="0"/>
+              <w:adjustRightInd w:val="0"/>
+              <w:spacing w:line="180" w:lineRule="exact"/>
               <w:jc w:val="center"/>
               <w:rPr>
-                <w:sz w:val="24"/>
-                <w:szCs w:val="24"/>
-                <w:vertAlign w:val="superscript"/>
-                <w:lang w:eastAsia="ru-RU"/>
+                <w:rFonts w:ascii="Times New Roman" w:hAnsi="Times New Roman"/>
+                <w:color w:val="auto"/>
+                <w:sz w:val="20"/>
+                <w:szCs w:val="20"/>
               </w:rPr>
             </w:pPr>
             <w:r>
               <w:rPr>
-                <w:sz w:val="24"/>
-                <w:szCs w:val="24"/>
-                <w:vertAlign w:val="superscript"/>
-                <w:lang w:eastAsia="ru-RU"/>
-              </w:rPr>
-              <w:t>(подпись студента)</w:t>
+                <w:rFonts w:ascii="Times New Roman" w:hAnsi="Times New Roman"/>
+                <w:color w:val="auto"/>
+                <w:sz w:val="20"/>
+                <w:szCs w:val="20"/>
+              </w:rPr>
+              <w:t>подпись, дата</w:t>
             </w:r>
           </w:p>
         </w:tc>
         <w:tc>
           <w:tcPr>
-            <w:tcW w:w="284" w:type="dxa"/>
+            <w:tcW w:w="236" w:type="dxa"/>
             <w:tcBorders>
               <w:top w:val="nil"/>
+              <w:left w:val="nil"/>
               <w:bottom w:val="nil"/>
+              <w:right w:val="nil"/>
             </w:tcBorders>
+            <w:vAlign w:val="center"/>
           </w:tcPr>
           <w:p>
             <w:pPr>
-              <w:pStyle w:val="afc"/>
-              <w:jc w:val="center"/>
-              <w:rPr>
-                <w:sz w:val="24"/>
-                <w:szCs w:val="24"/>
-                <w:lang w:eastAsia="ru-RU"/>
+              <w:widowControl w:val="0"/>
+              <w:suppressAutoHyphens w:val="0"/>
+              <w:autoSpaceDE w:val="0"/>
+              <w:autoSpaceDN w:val="0"/>
+              <w:adjustRightInd w:val="0"/>
+              <w:spacing w:line="180" w:lineRule="exact"/>
+              <w:rPr>
+                <w:rFonts w:ascii="Times New Roman" w:hAnsi="Times New Roman"/>
+                <w:color w:val="auto"/>
               </w:rPr>
             </w:pPr>
           </w:p>
         </w:tc>
         <w:tc>
           <w:tcPr>
-            <w:tcW w:w="1559" w:type="dxa"/>
+            <w:tcW w:w="2629" w:type="dxa"/>
             <w:tcBorders>
-              <w:top w:val="single" w:sz="4" w:space="0" w:color="auto"/>
+              <w:top w:val="nil"/>
               <w:left w:val="nil"/>
               <w:bottom w:val="nil"/>
               <w:right w:val="nil"/>
             </w:tcBorders>
-            <w:hideMark/>
+            <w:vAlign w:val="center"/>
           </w:tcPr>
           <w:p>
             <w:pPr>
-              <w:pStyle w:val="afc"/>
+              <w:widowControl w:val="0"/>
+              <w:suppressAutoHyphens w:val="0"/>
+              <w:autoSpaceDE w:val="0"/>
+              <w:autoSpaceDN w:val="0"/>
+              <w:adjustRightInd w:val="0"/>
+              <w:spacing w:line="180" w:lineRule="exact"/>
               <w:jc w:val="center"/>
               <w:rPr>
-                <w:sz w:val="24"/>
-                <w:szCs w:val="24"/>
-                <w:vertAlign w:val="superscript"/>
-                <w:lang w:eastAsia="ru-RU"/>
+                <w:rFonts w:ascii="Times New Roman" w:hAnsi="Times New Roman"/>
+                <w:color w:val="auto"/>
+                <w:sz w:val="20"/>
+                <w:szCs w:val="20"/>
               </w:rPr>
             </w:pPr>
             <w:r>
               <w:rPr>
-                <w:sz w:val="24"/>
-                <w:szCs w:val="24"/>
-                <w:vertAlign w:val="superscript"/>
-                <w:lang w:eastAsia="ru-RU"/>
-              </w:rPr>
-              <w:t>(дата отчета)</w:t>
+                <w:rFonts w:ascii="Times New Roman" w:hAnsi="Times New Roman"/>
+                <w:color w:val="auto"/>
+                <w:sz w:val="20"/>
+                <w:szCs w:val="20"/>
+              </w:rPr>
+              <w:t>инициалы, фамилия</w:t>
             </w:r>
           </w:p>
         </w:tc>
@@ -1278,13 +1069,63 @@
     </w:tbl>
     <w:p>
       <w:pPr>
+        <w:widowControl w:val="0"/>
         <w:suppressAutoHyphens w:val="0"/>
-        <w:rPr>
-          <w:rFonts w:eastAsiaTheme="minorHAnsi"/>
+        <w:autoSpaceDE w:val="0"/>
+        <w:autoSpaceDN w:val="0"/>
+        <w:adjustRightInd w:val="0"/>
+        <w:rPr>
+          <w:rFonts w:ascii="Times New Roman" w:hAnsi="Times New Roman"/>
           <w:color w:val="auto"/>
-          <w:lang w:eastAsia="en-US"/>
-        </w:rPr>
-      </w:pPr>
+          <w:sz w:val="20"/>
+          <w:szCs w:val="20"/>
+        </w:rPr>
+      </w:pPr>
+    </w:p>
+    <w:p>
+      <w:pPr>
+        <w:widowControl w:val="0"/>
+        <w:suppressAutoHyphens w:val="0"/>
+        <w:autoSpaceDE w:val="0"/>
+        <w:autoSpaceDN w:val="0"/>
+        <w:adjustRightInd w:val="0"/>
+        <w:spacing w:before="1800"/>
+        <w:jc w:val="center"/>
+        <w:rPr>
+          <w:rFonts w:ascii="Times New Roman" w:hAnsi="Times New Roman"/>
+          <w:color w:val="auto"/>
+          <w:lang w:val="en-US"/>
+        </w:rPr>
+      </w:pPr>
+      <w:r>
+        <w:rPr>
+          <w:rFonts w:ascii="Times New Roman" w:hAnsi="Times New Roman"/>
+          <w:color w:val="auto"/>
+        </w:rPr>
+        <w:t>Санкт-Петербург</w:t>
+      </w:r>
+      <w:r>
+        <w:rPr>
+          <w:rFonts w:ascii="Times New Roman" w:hAnsi="Times New Roman"/>
+          <w:color w:val="auto"/>
+          <w:lang w:val="en-US"/>
+        </w:rPr>
+        <w:t xml:space="preserve"> </w:t>
+      </w:r>
+      <w:r>
+        <w:rPr>
+          <w:rFonts w:ascii="Times New Roman" w:hAnsi="Times New Roman"/>
+          <w:color w:val="auto"/>
+        </w:rPr>
+        <w:t>20</w:t>
+      </w:r>
+      <w:r>
+        <w:rPr>
+          <w:rFonts w:ascii="Times New Roman" w:hAnsi="Times New Roman"/>
+          <w:color w:val="auto"/>
+        </w:rPr>
+        <w:t>26</w:t>
+      </w:r>
     </w:p>
     <w:p>
       <w:pPr>
@@ -3195,12 +3036,12 @@
         <w:spacing w:line="360" w:lineRule="auto"/>
         <w:ind w:left="720"/>
       </w:pPr>
-      <w:bookmarkStart w:id="0" w:name="_Toc225116135"/>
+      <w:bookmarkStart w:id="1" w:name="_Toc225116135"/>
       <w:r>
         <w:lastRenderedPageBreak/>
         <w:t>Описание задания</w:t>
       </w:r>
-      <w:bookmarkEnd w:id="0"/>
+      <w:bookmarkEnd w:id="1"/>
     </w:p>
     <w:p>
       <w:pPr>
@@ -3289,6 +3130,9 @@
         <w:pStyle w:val="aff4"/>
       </w:pPr>
       <w:r>
+        <w:rPr>
+          <w:noProof/>
+        </w:rPr>
         <w:drawing>
           <wp:inline distT="0" distB="0" distL="0" distR="0" wp14:anchorId="2E846471" wp14:editId="35215222">
             <wp:extent cx="5120005" cy="3377211"/>
@@ -3527,12 +3371,12 @@
         <w:spacing w:line="360" w:lineRule="auto"/>
         <w:ind w:left="720"/>
       </w:pPr>
-      <w:bookmarkStart w:id="1" w:name="_Toc225116136"/>
+      <w:bookmarkStart w:id="2" w:name="_Toc225116136"/>
       <w:r>
         <w:lastRenderedPageBreak/>
         <w:t>Описание ПКМС</w:t>
       </w:r>
-      <w:bookmarkEnd w:id="1"/>
+      <w:bookmarkEnd w:id="2"/>
     </w:p>
     <w:p>
       <w:pPr>
@@ -3772,6 +3616,7 @@
       </w:pPr>
       <w:r>
         <w:rPr>
+          <w:noProof/>
           <w:lang w:val="en-US"/>
         </w:rPr>
         <w:drawing>
@@ -3863,6 +3708,9 @@
         <w:jc w:val="center"/>
       </w:pPr>
       <w:r>
+        <w:rPr>
+          <w:noProof/>
+        </w:rPr>
         <w:drawing>
           <wp:inline distT="0" distB="0" distL="0" distR="0" wp14:anchorId="40D79B60" wp14:editId="0344374E">
             <wp:extent cx="5713512" cy="4425315"/>
@@ -3916,8 +3764,6 @@
         </w:rPr>
         <w:t xml:space="preserve">Рисунок </w:t>
       </w:r>
-      <w:bookmarkStart w:id="2" w:name="_GoBack"/>
-      <w:bookmarkEnd w:id="2"/>
       <w:r>
         <w:rPr>
           <w:i/>
@@ -3949,6 +3795,9 @@
         <w:pStyle w:val="aff4"/>
       </w:pPr>
       <w:r>
+        <w:rPr>
+          <w:noProof/>
+        </w:rPr>
         <w:drawing>
           <wp:inline distT="0" distB="0" distL="0" distR="0" wp14:anchorId="3EBBBDF7" wp14:editId="3BAC77EC">
             <wp:extent cx="5146675" cy="2836339"/>
@@ -4034,6 +3883,9 @@
         <w:pStyle w:val="aff4"/>
       </w:pPr>
       <w:r>
+        <w:rPr>
+          <w:noProof/>
+        </w:rPr>
         <w:drawing>
           <wp:inline distT="0" distB="0" distL="0" distR="0" wp14:anchorId="186BC5C7" wp14:editId="64142E48">
             <wp:extent cx="5619750" cy="3495972"/>
@@ -4218,6 +4070,9 @@
         <w:jc w:val="center"/>
       </w:pPr>
       <w:r>
+        <w:rPr>
+          <w:noProof/>
+        </w:rPr>
         <w:lastRenderedPageBreak/>
         <w:drawing>
           <wp:inline distT="0" distB="0" distL="0" distR="0" wp14:anchorId="00F4DACD" wp14:editId="4C7AA60A">
@@ -4331,6 +4186,9 @@
         <w:jc w:val="center"/>
       </w:pPr>
       <w:r>
+        <w:rPr>
+          <w:noProof/>
+        </w:rPr>
         <w:drawing>
           <wp:inline distT="0" distB="0" distL="0" distR="0" wp14:anchorId="5A448A2D" wp14:editId="1275C61A">
             <wp:extent cx="3372321" cy="1857634"/>
@@ -4441,6 +4299,7 @@
       <w:r>
         <w:rPr>
           <w:rFonts w:ascii="Times New Roman" w:hAnsi="Times New Roman"/>
+          <w:noProof/>
           <w:sz w:val="28"/>
           <w:szCs w:val="28"/>
           <w:lang w:val="en-US"/>
@@ -4583,6 +4442,7 @@
       </w:pPr>
       <w:r>
         <w:rPr>
+          <w:noProof/>
           <w:lang w:val="en-US"/>
         </w:rPr>
         <w:lastRenderedPageBreak/>
@@ -4676,6 +4536,7 @@
         <w:rPr>
           <w:i/>
           <w:iCs/>
+          <w:noProof/>
         </w:rPr>
         <w:drawing>
           <wp:inline distT="0" distB="0" distL="0" distR="0" wp14:anchorId="2BC217FF" wp14:editId="501F5BF7">
@@ -4771,6 +4632,9 @@
         <w:jc w:val="center"/>
       </w:pPr>
       <w:r>
+        <w:rPr>
+          <w:noProof/>
+        </w:rPr>
         <w:drawing>
           <wp:inline distT="0" distB="0" distL="0" distR="0" wp14:anchorId="31BA4BD6" wp14:editId="7997D511">
             <wp:extent cx="6347270" cy="3987453"/>
@@ -4861,6 +4725,9 @@
         <w:jc w:val="center"/>
       </w:pPr>
       <w:r>
+        <w:rPr>
+          <w:noProof/>
+        </w:rPr>
         <w:drawing>
           <wp:inline distT="0" distB="0" distL="0" distR="0" wp14:anchorId="548C1406" wp14:editId="22E237A2">
             <wp:extent cx="3104321" cy="5577254"/>
@@ -5009,9 +4876,6 @@
         <w:t xml:space="preserve"> следующее</w:t>
       </w:r>
       <w:r>
-        <w:rPr>
-          <w:lang w:val="en-US"/>
-        </w:rPr>
         <w:t xml:space="preserve">: </w:t>
       </w:r>
     </w:p>
@@ -5159,6 +5023,9 @@
         <w:jc w:val="center"/>
       </w:pPr>
       <w:r>
+        <w:rPr>
+          <w:noProof/>
+        </w:rPr>
         <w:drawing>
           <wp:inline distT="0" distB="0" distL="0" distR="0" wp14:anchorId="6405A0BB" wp14:editId="2AB05D34">
             <wp:extent cx="5577840" cy="5285697"/>
@@ -5392,6 +5259,9 @@
         <w:jc w:val="center"/>
       </w:pPr>
       <w:r>
+        <w:rPr>
+          <w:noProof/>
+        </w:rPr>
         <w:drawing>
           <wp:inline distT="0" distB="0" distL="0" distR="0" wp14:anchorId="26D06482" wp14:editId="7868650F">
             <wp:extent cx="4389226" cy="3990975"/>
@@ -5461,6 +5331,9 @@
         <w:jc w:val="center"/>
       </w:pPr>
       <w:r>
+        <w:rPr>
+          <w:noProof/>
+        </w:rPr>
         <w:drawing>
           <wp:inline distT="0" distB="0" distL="0" distR="0" wp14:anchorId="5C981B99" wp14:editId="5267B2E5">
             <wp:extent cx="5458587" cy="1324160"/>
@@ -5543,6 +5416,9 @@
         <w:jc w:val="center"/>
       </w:pPr>
       <w:r>
+        <w:rPr>
+          <w:noProof/>
+        </w:rPr>
         <w:drawing>
           <wp:inline distT="0" distB="0" distL="0" distR="0" wp14:anchorId="76CFE75D" wp14:editId="59ABBD11">
             <wp:extent cx="4298581" cy="4015502"/>
@@ -5835,6 +5711,7 @@
           <w:rFonts w:ascii="Times New Roman" w:hAnsi="Times New Roman"/>
           <w:b/>
           <w:bCs/>
+          <w:noProof/>
           <w:sz w:val="28"/>
           <w:szCs w:val="28"/>
         </w:rPr>
@@ -5933,6 +5810,9 @@
         <w:jc w:val="center"/>
       </w:pPr>
       <w:r>
+        <w:rPr>
+          <w:noProof/>
+        </w:rPr>
         <w:lastRenderedPageBreak/>
         <w:drawing>
           <wp:inline distT="0" distB="0" distL="0" distR="0" wp14:anchorId="6DA5E3D1" wp14:editId="32FAEFF6">
@@ -6029,6 +5909,9 @@
         <w:jc w:val="center"/>
       </w:pPr>
       <w:r>
+        <w:rPr>
+          <w:noProof/>
+        </w:rPr>
         <w:drawing>
           <wp:inline distT="0" distB="0" distL="0" distR="0" wp14:anchorId="070024FA" wp14:editId="5A1773E7">
             <wp:extent cx="1546293" cy="1333500"/>
@@ -6132,6 +6015,9 @@
         <w:jc w:val="center"/>
       </w:pPr>
       <w:r>
+        <w:rPr>
+          <w:noProof/>
+        </w:rPr>
         <w:drawing>
           <wp:inline distT="0" distB="0" distL="0" distR="0" wp14:anchorId="3705272B" wp14:editId="74E99C5E">
             <wp:extent cx="1562100" cy="1292283"/>
@@ -6245,6 +6131,9 @@
         <w:jc w:val="center"/>
       </w:pPr>
       <w:r>
+        <w:rPr>
+          <w:noProof/>
+        </w:rPr>
         <w:lastRenderedPageBreak/>
         <w:drawing>
           <wp:inline distT="0" distB="0" distL="0" distR="0" wp14:anchorId="25AD4950" wp14:editId="03E2529D">
@@ -6432,6 +6321,7 @@
       </w:pPr>
       <w:r>
         <w:rPr>
+          <w:noProof/>
           <w:lang w:val="en-US"/>
         </w:rPr>
         <w:drawing>
@@ -6550,6 +6440,9 @@
         </w:rPr>
       </w:pPr>
       <w:r>
+        <w:rPr>
+          <w:noProof/>
+        </w:rPr>
         <w:drawing>
           <wp:inline distT="0" distB="0" distL="0" distR="0" wp14:anchorId="2EB8BCC9" wp14:editId="4494B4C5">
             <wp:extent cx="4392164" cy="2547455"/>
@@ -6639,6 +6532,9 @@
         <w:jc w:val="center"/>
       </w:pPr>
       <w:r>
+        <w:rPr>
+          <w:noProof/>
+        </w:rPr>
         <w:drawing>
           <wp:inline distT="0" distB="0" distL="0" distR="0" wp14:anchorId="56789B35" wp14:editId="7166D0DB">
             <wp:extent cx="2484120" cy="1949079"/>
@@ -6738,6 +6634,7 @@
       </w:pPr>
       <w:r>
         <w:rPr>
+          <w:noProof/>
           <w:lang w:val="en-US"/>
         </w:rPr>
         <w:drawing>
@@ -6832,6 +6729,9 @@
         <w:jc w:val="center"/>
       </w:pPr>
       <w:r>
+        <w:rPr>
+          <w:noProof/>
+        </w:rPr>
         <w:drawing>
           <wp:inline distT="0" distB="0" distL="0" distR="0" wp14:anchorId="0C2C717D" wp14:editId="388F8C54">
             <wp:extent cx="3116580" cy="1899713"/>
@@ -6987,6 +6887,7 @@
       </w:pPr>
       <w:r>
         <w:rPr>
+          <w:noProof/>
           <w:lang w:val="en-US"/>
         </w:rPr>
         <w:drawing>
@@ -7081,6 +6982,7 @@
       </w:pPr>
       <w:r>
         <w:rPr>
+          <w:noProof/>
           <w:lang w:val="en-US"/>
         </w:rPr>
         <w:lastRenderedPageBreak/>
@@ -7201,6 +7103,9 @@
         <w:jc w:val="center"/>
       </w:pPr>
       <w:r>
+        <w:rPr>
+          <w:noProof/>
+        </w:rPr>
         <w:drawing>
           <wp:inline distT="0" distB="0" distL="0" distR="0" wp14:anchorId="781A9FDC" wp14:editId="1685AA6F">
             <wp:extent cx="5676900" cy="4326558"/>
@@ -7256,14 +7161,7 @@
           <w:i/>
           <w:iCs/>
         </w:rPr>
-        <w:t>3</w:t>
-      </w:r>
-      <w:r>
-        <w:rPr>
-          <w:i/>
-          <w:iCs/>
-        </w:rPr>
-        <w:t>3</w:t>
+        <w:t>33</w:t>
       </w:r>
       <w:r>
         <w:rPr>
@@ -7308,6 +7206,9 @@
         <w:jc w:val="center"/>
       </w:pPr>
       <w:r>
+        <w:rPr>
+          <w:noProof/>
+        </w:rPr>
         <w:drawing>
           <wp:inline distT="0" distB="0" distL="0" distR="0" wp14:anchorId="25C7C435" wp14:editId="05FCF3AF">
             <wp:extent cx="5156835" cy="3720705"/>
@@ -7384,14 +7285,7 @@
           <w:i/>
           <w:iCs/>
         </w:rPr>
-        <w:t xml:space="preserve"> </w:t>
-      </w:r>
-      <w:r>
-        <w:rPr>
-          <w:i/>
-          <w:iCs/>
-        </w:rPr>
-        <w:t>Настройка слишком маленьких значений</w:t>
+        <w:t xml:space="preserve"> Настройка слишком маленьких значений</w:t>
       </w:r>
     </w:p>
     <w:p>
@@ -7414,6 +7308,9 @@
         <w:jc w:val="center"/>
       </w:pPr>
       <w:r>
+        <w:rPr>
+          <w:noProof/>
+        </w:rPr>
         <w:drawing>
           <wp:inline distT="0" distB="0" distL="0" distR="0" wp14:anchorId="1952A63B" wp14:editId="609CE249">
             <wp:extent cx="5627370" cy="4126979"/>
@@ -7468,14 +7365,7 @@
           <w:i/>
           <w:iCs/>
         </w:rPr>
-        <w:t>3</w:t>
-      </w:r>
-      <w:r>
-        <w:rPr>
-          <w:i/>
-          <w:iCs/>
-        </w:rPr>
-        <w:t>5</w:t>
+        <w:t>35</w:t>
       </w:r>
       <w:r>
         <w:rPr>
@@ -7489,14 +7379,7 @@
           <w:i/>
           <w:iCs/>
         </w:rPr>
-        <w:t xml:space="preserve"> </w:t>
-      </w:r>
-      <w:r>
-        <w:rPr>
-          <w:i/>
-          <w:iCs/>
-        </w:rPr>
-        <w:t>Отображение слишком маленьких значений</w:t>
+        <w:t xml:space="preserve"> Отображение слишком маленьких значений</w:t>
       </w:r>
     </w:p>
     <w:p>
@@ -7528,6 +7411,9 @@
         <w:pStyle w:val="aff4"/>
       </w:pPr>
       <w:r>
+        <w:rPr>
+          <w:noProof/>
+        </w:rPr>
         <w:drawing>
           <wp:inline distT="0" distB="0" distL="0" distR="0" wp14:anchorId="125485DA" wp14:editId="5A46B033">
             <wp:extent cx="5138267" cy="3370580"/>
@@ -7624,6 +7510,9 @@
         <w:jc w:val="center"/>
       </w:pPr>
       <w:r>
+        <w:rPr>
+          <w:noProof/>
+        </w:rPr>
         <w:drawing>
           <wp:inline distT="0" distB="0" distL="0" distR="0" wp14:anchorId="33963D56" wp14:editId="2F875192">
             <wp:extent cx="6200784" cy="4495800"/>
@@ -7683,14 +7572,7 @@
           <w:i/>
           <w:iCs/>
         </w:rPr>
-        <w:t>3</w:t>
-      </w:r>
-      <w:r>
-        <w:rPr>
-          <w:i/>
-          <w:iCs/>
-        </w:rPr>
-        <w:t>7</w:t>
+        <w:t>37</w:t>
       </w:r>
       <w:r>
         <w:rPr>
@@ -7759,6 +7641,7 @@
       </w:pPr>
       <w:r>
         <w:rPr>
+          <w:noProof/>
           <w:lang w:val="en-US"/>
         </w:rPr>
         <w:drawing>
@@ -7849,6 +7732,9 @@
         <w:jc w:val="center"/>
       </w:pPr>
       <w:r>
+        <w:rPr>
+          <w:noProof/>
+        </w:rPr>
         <w:drawing>
           <wp:inline distT="0" distB="0" distL="0" distR="0" wp14:anchorId="6FABC1EC" wp14:editId="2FD2A8AF">
             <wp:extent cx="4357370" cy="3008794"/>
@@ -7903,14 +7789,7 @@
           <w:i/>
           <w:iCs/>
         </w:rPr>
-        <w:t>3</w:t>
-      </w:r>
-      <w:r>
-        <w:rPr>
-          <w:i/>
-          <w:iCs/>
-        </w:rPr>
-        <w:t>9</w:t>
+        <w:t>39</w:t>
       </w:r>
       <w:r>
         <w:rPr>
@@ -8144,6 +8023,7 @@
         <w:docPartUnique/>
       </w:docPartObj>
     </w:sdtPr>
+    <w:sdtEndPr/>
     <w:sdtContent>
       <w:p>
         <w:pPr>
@@ -8198,7 +8078,6 @@
       <w:pStyle w:val="ab"/>
       <w:jc w:val="center"/>
       <w:rPr>
-        <w:rFonts w:asciiTheme="majorHAnsi" w:hAnsiTheme="majorHAnsi"/>
         <w:lang w:val="en-US"/>
       </w:rPr>
     </w:pPr>
@@ -10656,6 +10535,27 @@
       <w:rFonts w:asciiTheme="majorHAnsi" w:eastAsiaTheme="majorEastAsia" w:hAnsiTheme="majorHAnsi" w:cstheme="majorBidi"/>
       <w:i/>
       <w:iCs/>
+      <w:color w:val="365F91" w:themeColor="accent1" w:themeShade="BF"/>
+    </w:rPr>
+  </w:style>
+  <w:style w:type="paragraph" w:styleId="5">
+    <w:name w:val="heading 5"/>
+    <w:basedOn w:val="a0"/>
+    <w:next w:val="a0"/>
+    <w:link w:val="50"/>
+    <w:uiPriority w:val="9"/>
+    <w:semiHidden/>
+    <w:unhideWhenUsed/>
+    <w:qFormat/>
+    <w:rsid w:val="00C73B13"/>
+    <w:pPr>
+      <w:keepNext/>
+      <w:keepLines/>
+      <w:spacing w:before="40"/>
+      <w:outlineLvl w:val="4"/>
+    </w:pPr>
+    <w:rPr>
+      <w:rFonts w:asciiTheme="majorHAnsi" w:eastAsiaTheme="majorEastAsia" w:hAnsiTheme="majorHAnsi" w:cstheme="majorBidi"/>
       <w:color w:val="365F91" w:themeColor="accent1" w:themeShade="BF"/>
     </w:rPr>
   </w:style>
@@ -11355,6 +11255,18 @@
     <w:unhideWhenUsed/>
     <w:rsid w:val="00431B90"/>
   </w:style>
+  <w:style w:type="character" w:customStyle="1" w:styleId="50">
+    <w:name w:val="Заголовок 5 Знак"/>
+    <w:basedOn w:val="a1"/>
+    <w:link w:val="5"/>
+    <w:uiPriority w:val="9"/>
+    <w:semiHidden/>
+    <w:rsid w:val="00C73B13"/>
+    <w:rPr>
+      <w:rFonts w:asciiTheme="majorHAnsi" w:eastAsiaTheme="majorEastAsia" w:hAnsiTheme="majorHAnsi" w:cstheme="majorBidi"/>
+      <w:color w:val="365F91" w:themeColor="accent1" w:themeShade="BF"/>
+    </w:rPr>
+  </w:style>
 </w:styles>
 </file>
 
@@ -11655,7 +11567,7 @@
 </file>
 
 <file path=customXml/itemProps1.xml><?xml version="1.0" encoding="utf-8"?>
-<ds:datastoreItem xmlns:ds="http://schemas.openxmlformats.org/officeDocument/2006/customXml" ds:itemID="{B4BE0873-D2AA-40D6-9AFD-1FE049D4361A}">
+<ds:datastoreItem xmlns:ds="http://schemas.openxmlformats.org/officeDocument/2006/customXml" ds:itemID="{3A784F6E-5DD4-403C-833B-E4F4091A1CFC}">
   <ds:schemaRefs>
     <ds:schemaRef ds:uri="http://schemas.openxmlformats.org/officeDocument/2006/bibliography"/>
   </ds:schemaRefs>
